--- a/Projektbeschreibung_bwb.de_befuellt.docx
+++ b/Projektbeschreibung_bwb.de_befuellt.docx
@@ -1469,38 +1469,6 @@
           <w:sz w:val="19"/>
         </w:rPr>
         <w:t>Ebenfalls nicht Gegenstand dieser Bestandsaufnahme sind die außerhalb des CMS betriebenen Portale und Fachanwendungen (u. a. kundenportal.bwb.de, registrierung.bwb.de, h2pro.bwb.de, apps.bwb.de, jobs.bwb.de, marke.bwb.de, zso.berlinwasser.de). Sie werden in Abschnitt 3 ausschließlich als angebundene bzw. verlinkte Umsysteme aufgeführt, weil ihr Einstieg aus bwb.de heraus erfolgt und beim Aufsetzen des Angebots im neuen CMS berücksichtigt werden muss.</w:t>
-      </w:r>
-    </w:p>
-    <w:p>
-      <w:pPr>
-        <w:shd w:val="clear" w:color="auto" w:fill="F8FAFC"/>
-        <w:spacing w:after="160" w:line="264" w:lineRule="auto"/>
-      </w:pPr>
-      <w:r>
-        <w:rPr>
-          <w:rFonts w:eastAsia="Calibri"/>
-          <w:color w:val="000000"/>
-          <w:sz w:val="19"/>
-        </w:rPr>
-        <w:t xml:space="preserve">Hinweis zur Quellenlage: Die Angaben in Abschnitt 2 stammen aus dem </w:t>
-      </w:r>
-      <w:proofErr w:type="spellStart"/>
-      <w:r>
-        <w:rPr>
-          <w:rFonts w:eastAsia="Calibri"/>
-          <w:color w:val="000000"/>
-          <w:sz w:val="19"/>
-        </w:rPr>
-        <w:t>Contentklassen</w:t>
-      </w:r>
-      <w:proofErr w:type="spellEnd"/>
-      <w:r>
-        <w:rPr>
-          <w:rFonts w:eastAsia="Calibri"/>
-          <w:color w:val="000000"/>
-          <w:sz w:val="19"/>
-        </w:rPr>
-        <w:t>-Report. Die Angaben in den Abschnitten 1 sowie 3 bis 5 wurden ergänzend aus dem öffentlich zugänglichen Webangebot www.bwb.de recherchiert (Recherchestand 10.08.2026). Sie sind als Recherchestand gekennzeichnet und BWB-seitig zu bestätigen.</w:t>
       </w:r>
     </w:p>
     <w:p>
@@ -2692,7 +2660,6 @@
                 <w:color w:val="000000"/>
                 <w:sz w:val="17"/>
               </w:rPr>
-              <w:lastRenderedPageBreak/>
               <w:t>Expandable-Box</w:t>
             </w:r>
           </w:p>
@@ -2921,6 +2888,7 @@
                 <w:color w:val="000000"/>
                 <w:sz w:val="17"/>
               </w:rPr>
+              <w:lastRenderedPageBreak/>
               <w:t>Bild links Box</w:t>
             </w:r>
           </w:p>
@@ -4989,7 +4957,6 @@
                 <w:color w:val="000000"/>
                 <w:sz w:val="17"/>
               </w:rPr>
-              <w:lastRenderedPageBreak/>
               <w:t>Menu Sektion [Sektion]</w:t>
             </w:r>
           </w:p>
@@ -5221,6 +5188,7 @@
                 <w:color w:val="000000"/>
                 <w:sz w:val="17"/>
               </w:rPr>
+              <w:lastRenderedPageBreak/>
               <w:t>Newswall</w:t>
             </w:r>
             <w:proofErr w:type="spellEnd"/>
@@ -7317,7 +7285,6 @@
                 <w:color w:val="000000"/>
                 <w:sz w:val="17"/>
               </w:rPr>
-              <w:lastRenderedPageBreak/>
               <w:t>Stage Klickgalerie</w:t>
             </w:r>
           </w:p>
@@ -7557,6 +7524,7 @@
                 <w:color w:val="000000"/>
                 <w:sz w:val="17"/>
               </w:rPr>
+              <w:lastRenderedPageBreak/>
               <w:t>box_application</w:t>
             </w:r>
             <w:proofErr w:type="spellEnd"/>
@@ -9645,7 +9613,6 @@
                 <w:color w:val="000000"/>
                 <w:sz w:val="17"/>
               </w:rPr>
-              <w:lastRenderedPageBreak/>
               <w:t>Icon-Block</w:t>
             </w:r>
           </w:p>
@@ -9874,6 +9841,7 @@
                 <w:color w:val="000000"/>
                 <w:sz w:val="17"/>
               </w:rPr>
+              <w:lastRenderedPageBreak/>
               <w:t>Expandable-Box-Video</w:t>
             </w:r>
           </w:p>
@@ -11967,7 +11935,6 @@
                 <w:color w:val="000000"/>
                 <w:sz w:val="17"/>
               </w:rPr>
-              <w:lastRenderedPageBreak/>
               <w:t>form_contact_presseverteiler</w:t>
             </w:r>
             <w:proofErr w:type="spellEnd"/>
@@ -12200,6 +12167,7 @@
                 <w:color w:val="000000"/>
                 <w:sz w:val="17"/>
               </w:rPr>
+              <w:lastRenderedPageBreak/>
               <w:t>form_contact_wassersprudler</w:t>
             </w:r>
             <w:proofErr w:type="spellEnd"/>
@@ -14276,7 +14244,6 @@
                 <w:color w:val="000000"/>
                 <w:sz w:val="17"/>
               </w:rPr>
-              <w:lastRenderedPageBreak/>
               <w:t>RSS_Presse</w:t>
             </w:r>
             <w:proofErr w:type="spellEnd"/>
@@ -14506,6 +14473,7 @@
                 <w:color w:val="000000"/>
                 <w:sz w:val="17"/>
               </w:rPr>
+              <w:lastRenderedPageBreak/>
               <w:t>Service-Box v2</w:t>
             </w:r>
           </w:p>
@@ -16584,7 +16552,6 @@
                 <w:color w:val="000000"/>
                 <w:sz w:val="17"/>
               </w:rPr>
-              <w:lastRenderedPageBreak/>
               <w:t>Top_Navigation_Ebene_1</w:t>
             </w:r>
           </w:p>
@@ -16813,6 +16780,7 @@
                 <w:color w:val="000000"/>
                 <w:sz w:val="17"/>
               </w:rPr>
+              <w:lastRenderedPageBreak/>
               <w:t>Top_Navigation_Ebene_2</w:t>
             </w:r>
           </w:p>
@@ -19433,7 +19401,61 @@
                 <w:color w:val="000000"/>
                 <w:sz w:val="17"/>
               </w:rPr>
-              <w:t xml:space="preserve">Betroffene Contentklassen: formcycle_Formular_Integration sowie die fachspezifischen Klassen form_contact, form_contact_kundenbeirat, form_contact_kundenzentrum, </w:t>
+              <w:t xml:space="preserve">Betroffene Contentklassen: formcycle_Formular_Integration sowie die fachspezifischen Klassen </w:t>
+            </w:r>
+            <w:proofErr w:type="spellStart"/>
+            <w:r>
+              <w:rPr>
+                <w:rFonts w:eastAsia="Calibri"/>
+                <w:color w:val="000000"/>
+                <w:sz w:val="17"/>
+              </w:rPr>
+              <w:t>form_contact</w:t>
+            </w:r>
+            <w:proofErr w:type="spellEnd"/>
+            <w:r>
+              <w:rPr>
+                <w:rFonts w:eastAsia="Calibri"/>
+                <w:color w:val="000000"/>
+                <w:sz w:val="17"/>
+              </w:rPr>
+              <w:t xml:space="preserve">, </w:t>
+            </w:r>
+            <w:proofErr w:type="spellStart"/>
+            <w:r>
+              <w:rPr>
+                <w:rFonts w:eastAsia="Calibri"/>
+                <w:color w:val="000000"/>
+                <w:sz w:val="17"/>
+              </w:rPr>
+              <w:t>form_contact_kundenbeirat</w:t>
+            </w:r>
+            <w:proofErr w:type="spellEnd"/>
+            <w:r>
+              <w:rPr>
+                <w:rFonts w:eastAsia="Calibri"/>
+                <w:color w:val="000000"/>
+                <w:sz w:val="17"/>
+              </w:rPr>
+              <w:t xml:space="preserve">, </w:t>
+            </w:r>
+            <w:proofErr w:type="spellStart"/>
+            <w:r>
+              <w:rPr>
+                <w:rFonts w:eastAsia="Calibri"/>
+                <w:color w:val="000000"/>
+                <w:sz w:val="17"/>
+              </w:rPr>
+              <w:t>form_contact_kundenzentrum</w:t>
+            </w:r>
+            <w:proofErr w:type="spellEnd"/>
+            <w:r>
+              <w:rPr>
+                <w:rFonts w:eastAsia="Calibri"/>
+                <w:color w:val="000000"/>
+                <w:sz w:val="17"/>
+              </w:rPr>
+              <w:t xml:space="preserve">, </w:t>
             </w:r>
             <w:proofErr w:type="spellStart"/>
             <w:r>
@@ -23354,14 +23376,6 @@
             <w:pPr>
               <w:spacing w:after="0" w:line="252" w:lineRule="auto"/>
             </w:pPr>
-            <w:r>
-              <w:rPr>
-                <w:rFonts w:eastAsia="Calibri"/>
-                <w:color w:val="000000"/>
-                <w:sz w:val="18"/>
-              </w:rPr>
-              <w:t>Für den Nachbau im Zielsystem ist je Baustein zu entscheiden, ob er 1:1 übernommen, zusammengefasst oder abgelöst wird. Konsolidierungspotenzial ist vor der Kalkulation zu bewerten.</w:t>
-            </w:r>
           </w:p>
         </w:tc>
       </w:tr>
@@ -24428,15 +24442,7 @@
                 <w:color w:val="000000"/>
                 <w:sz w:val="18"/>
               </w:rPr>
-              <w:t xml:space="preserve">Rechte, Rollen, </w:t>
-            </w:r>
-            <w:r>
-              <w:rPr>
-                <w:rFonts w:eastAsia="Calibri"/>
-                <w:color w:val="000000"/>
-                <w:sz w:val="18"/>
-              </w:rPr>
-              <w:t>Redaktionsprozess und Workflow</w:t>
+              <w:t>Rechte, Rollen, Redaktionsprozess und Workflow</w:t>
             </w:r>
           </w:p>
         </w:tc>

--- a/Projektbeschreibung_bwb.de_befuellt.docx
+++ b/Projektbeschreibung_bwb.de_befuellt.docx
@@ -57,36 +57,15 @@
           <w:rFonts w:eastAsia="Calibri"/>
           <w:sz w:val="19"/>
         </w:rPr>
-        <w:t xml:space="preserve">Zweck: knappe Bestandsbeschreibung als Kalkulationsgrundlage. Erfasst werden nur Projektumfang, vorhandene </w:t>
-      </w:r>
-      <w:proofErr w:type="spellStart"/>
-      <w:r>
-        <w:rPr>
-          <w:rFonts w:eastAsia="Calibri"/>
-          <w:sz w:val="19"/>
-        </w:rPr>
-        <w:t>Contentklassen</w:t>
-      </w:r>
-      <w:proofErr w:type="spellEnd"/>
-      <w:r>
-        <w:rPr>
-          <w:rFonts w:eastAsia="Calibri"/>
-          <w:sz w:val="19"/>
-        </w:rPr>
-        <w:t xml:space="preserve"> (Templates) und Seitenmengen, angebundene Services/APIs, deren Zusammenspiel sowie wenige kalkulationsrelevante Besonderheiten. Ein technisches Ziel- oder Migrationskonzept ist nicht Bestandteil dieser Vorlage.</w:t>
+        <w:t>Zweck: knappe Bestandsbeschreibung als Kalkulationsgrundlage. Erfasst werden nur Projektumfang, vorhandene Contentklassen (Templates) und Seitenmengen, angebundene Services/APIs, deren Zusammenspiel sowie wenige kalkulationsrelevante Besonderheiten. Ein technisches Ziel- oder Migrationskonzept ist nicht Bestandteil dieser Vorlage.</w:t>
       </w:r>
     </w:p>
     <w:p>
       <w:pPr>
         <w:pStyle w:val="berschrift1"/>
       </w:pPr>
-      <w:proofErr w:type="gramStart"/>
       <w:r>
-        <w:t>1  Projekt</w:t>
-      </w:r>
-      <w:proofErr w:type="gramEnd"/>
-      <w:r>
-        <w:t xml:space="preserve"> auf einen Blick</w:t>
+        <w:t>1  Projekt auf einen Blick</w:t>
       </w:r>
     </w:p>
     <w:tbl>
@@ -234,25 +213,7 @@
                 <w:color w:val="000000"/>
                 <w:sz w:val="19"/>
               </w:rPr>
-              <w:t xml:space="preserve">Aufruf ohne </w:t>
-            </w:r>
-            <w:proofErr w:type="spellStart"/>
-            <w:r>
-              <w:rPr>
-                <w:rFonts w:eastAsia="Calibri"/>
-                <w:color w:val="000000"/>
-                <w:sz w:val="19"/>
-              </w:rPr>
-              <w:t>www</w:t>
-            </w:r>
-            <w:proofErr w:type="spellEnd"/>
-            <w:r>
-              <w:rPr>
-                <w:rFonts w:eastAsia="Calibri"/>
-                <w:color w:val="000000"/>
-                <w:sz w:val="19"/>
-              </w:rPr>
-              <w:t xml:space="preserve"> und unter http wird auf https://www.bwb.de/ weitergeleitet.</w:t>
+              <w:t>Aufruf ohne www und unter http wird auf https://www.bwb.de/ weitergeleitet.</w:t>
             </w:r>
           </w:p>
           <w:p>
@@ -337,130 +298,20 @@
                 <w:color w:val="000000"/>
                 <w:sz w:val="19"/>
               </w:rPr>
-              <w:t xml:space="preserve">Das Angebot verbindet vier Rollen in einem Auftritt: redaktionelles Informations- und Wissensangebot rund um Wasser, Serviceportal für </w:t>
-            </w:r>
-            <w:proofErr w:type="spellStart"/>
-            <w:proofErr w:type="gramStart"/>
+              <w:t>Das Angebot verbindet vier Rollen in einem Auftritt: redaktionelles Informations- und Wissensangebot rund um Wasser, Serviceportal für Kund:innen und Fachbetriebe, Presse- und Unternehmenskanal sowie Karriereauftritt. Transaktionale Vorgänge wie Vertrag, Abrechnung oder angemeldete Zählerstandsmeldung finden in angebundenen Portalen außerhalb des CMS statt; das CMS liefert Information, Einstieg und Kontextinhalte.</w:t>
+            </w:r>
+          </w:p>
+          <w:p>
+            <w:pPr>
+              <w:spacing w:after="0"/>
+            </w:pPr>
             <w:r>
               <w:rPr>
                 <w:rFonts w:eastAsia="Calibri"/>
                 <w:color w:val="000000"/>
                 <w:sz w:val="19"/>
               </w:rPr>
-              <w:t>Kund:innen</w:t>
-            </w:r>
-            <w:proofErr w:type="spellEnd"/>
-            <w:proofErr w:type="gramEnd"/>
-            <w:r>
-              <w:rPr>
-                <w:rFonts w:eastAsia="Calibri"/>
-                <w:color w:val="000000"/>
-                <w:sz w:val="19"/>
-              </w:rPr>
-              <w:t xml:space="preserve"> und Fachbetriebe, Presse- und Unternehmenskanal sowie Karriereauftritt. Transaktionale Vorgänge wie Vertrag, Abrechnung oder angemeldete Zählerstandsmeldung finden in angebundenen Portalen außerhalb des CMS statt; das CMS liefert Information, Einstieg und Kontextinhalte.</w:t>
-            </w:r>
-          </w:p>
-          <w:p>
-            <w:pPr>
-              <w:spacing w:after="0"/>
-            </w:pPr>
-            <w:r>
-              <w:rPr>
-                <w:rFonts w:eastAsia="Calibri"/>
-                <w:color w:val="000000"/>
-                <w:sz w:val="19"/>
-              </w:rPr>
-              <w:t xml:space="preserve">bwb.de ist das mit Abstand größte der BWB-Webprojekte. Laut Report entfallen auf </w:t>
-            </w:r>
-            <w:proofErr w:type="spellStart"/>
-            <w:r>
-              <w:rPr>
-                <w:rFonts w:eastAsia="Calibri"/>
-                <w:color w:val="000000"/>
-                <w:sz w:val="19"/>
-              </w:rPr>
-              <w:t>Contentklassen</w:t>
-            </w:r>
-            <w:proofErr w:type="spellEnd"/>
-            <w:r>
-              <w:rPr>
-                <w:rFonts w:eastAsia="Calibri"/>
-                <w:color w:val="000000"/>
-                <w:sz w:val="19"/>
-              </w:rPr>
-              <w:t xml:space="preserve"> vom </w:t>
-            </w:r>
-            <w:proofErr w:type="gramStart"/>
-            <w:r>
-              <w:rPr>
-                <w:rFonts w:eastAsia="Calibri"/>
-                <w:color w:val="000000"/>
-                <w:sz w:val="19"/>
-              </w:rPr>
-              <w:t>Typ</w:t>
-            </w:r>
-            <w:proofErr w:type="gramEnd"/>
-            <w:r>
-              <w:rPr>
-                <w:rFonts w:eastAsia="Calibri"/>
-                <w:color w:val="000000"/>
-                <w:sz w:val="19"/>
-              </w:rPr>
-              <w:t xml:space="preserve"> „Seite“ 906 freigegebene und veröffentlichte Seiten (davon 604 Pressemitteilungen, 295 Standardseiten, 6 Weiterleiter, 1 Testseite). Diese Seiten sind aus 6.389 Inhaltsbausteinen vom Typ „</w:t>
-            </w:r>
-            <w:proofErr w:type="spellStart"/>
-            <w:r>
-              <w:rPr>
-                <w:rFonts w:eastAsia="Calibri"/>
-                <w:color w:val="000000"/>
-                <w:sz w:val="19"/>
-              </w:rPr>
-              <w:t>Snippet</w:t>
-            </w:r>
-            <w:proofErr w:type="spellEnd"/>
-            <w:r>
-              <w:rPr>
-                <w:rFonts w:eastAsia="Calibri"/>
-                <w:color w:val="000000"/>
-                <w:sz w:val="19"/>
-              </w:rPr>
-              <w:t>“ zusammengesetzt; zusammen ergibt das die im Report ausgewiesenen 7.295 Objekte (</w:t>
-            </w:r>
-            <w:proofErr w:type="spellStart"/>
-            <w:r>
-              <w:rPr>
-                <w:rFonts w:eastAsia="Calibri"/>
-                <w:color w:val="000000"/>
-                <w:sz w:val="19"/>
-              </w:rPr>
-              <w:t>pagesMatchingFilter</w:t>
-            </w:r>
-            <w:proofErr w:type="spellEnd"/>
-            <w:r>
-              <w:rPr>
-                <w:rFonts w:eastAsia="Calibri"/>
-                <w:color w:val="000000"/>
-                <w:sz w:val="19"/>
-              </w:rPr>
-              <w:t xml:space="preserve">). Der Bestand umfasst 137 </w:t>
-            </w:r>
-            <w:proofErr w:type="spellStart"/>
-            <w:r>
-              <w:rPr>
-                <w:rFonts w:eastAsia="Calibri"/>
-                <w:color w:val="000000"/>
-                <w:sz w:val="19"/>
-              </w:rPr>
-              <w:t>Contentklassen</w:t>
-            </w:r>
-            <w:proofErr w:type="spellEnd"/>
-            <w:r>
-              <w:rPr>
-                <w:rFonts w:eastAsia="Calibri"/>
-                <w:color w:val="000000"/>
-                <w:sz w:val="19"/>
-              </w:rPr>
-              <w:t xml:space="preserve"> mit einem hohen Anteil gestalterisch spezialisierter Bausteine (Stages, Klickgalerien, Karten, Flip-Cards, Superzahlen).</w:t>
+              <w:t>bwb.de ist das mit Abstand größte der BWB-Webprojekte. Laut Report entfallen auf Contentklassen vom Typ „Seite“ 906 freigegebene und veröffentlichte Seiten (davon 604 Pressemitteilungen, 295 Standardseiten, 6 Weiterleiter, 1 Testseite). Diese Seiten sind aus 6.389 Inhaltsbausteinen vom Typ „Snippet“ zusammengesetzt; zusammen ergibt das die im Report ausgewiesenen 7.295 Objekte (pagesMatchingFilter). Der Bestand umfasst 137 Contentklassen mit einem hohen Anteil gestalterisch spezialisierter Bausteine (Stages, Klickgalerien, Karten, Flip-Cards, Superzahlen).</w:t>
             </w:r>
           </w:p>
         </w:tc>
@@ -513,43 +364,13 @@
               <w:spacing w:after="40" w:line="252" w:lineRule="auto"/>
               <w:ind w:left="284" w:hanging="284"/>
             </w:pPr>
-            <w:proofErr w:type="spellStart"/>
-            <w:proofErr w:type="gramStart"/>
             <w:r>
               <w:rPr>
                 <w:rFonts w:eastAsia="Calibri"/>
                 <w:color w:val="000000"/>
                 <w:sz w:val="19"/>
               </w:rPr>
-              <w:t>Privatkund:innen</w:t>
-            </w:r>
-            <w:proofErr w:type="spellEnd"/>
-            <w:proofErr w:type="gramEnd"/>
-            <w:r>
-              <w:rPr>
-                <w:rFonts w:eastAsia="Calibri"/>
-                <w:color w:val="000000"/>
-                <w:sz w:val="19"/>
-              </w:rPr>
-              <w:t xml:space="preserve"> und </w:t>
-            </w:r>
-            <w:proofErr w:type="gramStart"/>
-            <w:r>
-              <w:rPr>
-                <w:rFonts w:eastAsia="Calibri"/>
-                <w:color w:val="000000"/>
-                <w:sz w:val="19"/>
-              </w:rPr>
-              <w:t>Mieter:innen</w:t>
-            </w:r>
-            <w:proofErr w:type="gramEnd"/>
-            <w:r>
-              <w:rPr>
-                <w:rFonts w:eastAsia="Calibri"/>
-                <w:color w:val="000000"/>
-                <w:sz w:val="19"/>
-              </w:rPr>
-              <w:t xml:space="preserve"> (Wasserqualität, Gebühren, Zählerstand, Störungen)</w:t>
+              <w:t>Privatkund:innen und Mieter:innen (Wasserqualität, Gebühren, Zählerstand, Störungen)</w:t>
             </w:r>
           </w:p>
           <w:p>
@@ -567,27 +388,7 @@
                 <w:color w:val="000000"/>
                 <w:sz w:val="19"/>
               </w:rPr>
-              <w:t xml:space="preserve">Haus- und </w:t>
-            </w:r>
-            <w:proofErr w:type="spellStart"/>
-            <w:proofErr w:type="gramStart"/>
-            <w:r>
-              <w:rPr>
-                <w:rFonts w:eastAsia="Calibri"/>
-                <w:color w:val="000000"/>
-                <w:sz w:val="19"/>
-              </w:rPr>
-              <w:t>Grundstückseigentümer:innen</w:t>
-            </w:r>
-            <w:proofErr w:type="spellEnd"/>
-            <w:proofErr w:type="gramEnd"/>
-            <w:r>
-              <w:rPr>
-                <w:rFonts w:eastAsia="Calibri"/>
-                <w:color w:val="000000"/>
-                <w:sz w:val="19"/>
-              </w:rPr>
-              <w:t xml:space="preserve"> sowie Hausverwaltungen (Hausanschluss, Regenwasser, Abrechnung)</w:t>
+              <w:t>Haus- und Grundstückseigentümer:innen sowie Hausverwaltungen (Hausanschluss, Regenwasser, Abrechnung)</w:t>
             </w:r>
           </w:p>
           <w:p>
@@ -606,27 +407,7 @@
                 <w:sz w:val="19"/>
               </w:rPr>
               <w:lastRenderedPageBreak/>
-              <w:t xml:space="preserve">Geschäfts- und </w:t>
-            </w:r>
-            <w:proofErr w:type="spellStart"/>
-            <w:proofErr w:type="gramStart"/>
-            <w:r>
-              <w:rPr>
-                <w:rFonts w:eastAsia="Calibri"/>
-                <w:color w:val="000000"/>
-                <w:sz w:val="19"/>
-              </w:rPr>
-              <w:t>Industriekund:innen</w:t>
-            </w:r>
-            <w:proofErr w:type="spellEnd"/>
-            <w:proofErr w:type="gramEnd"/>
-            <w:r>
-              <w:rPr>
-                <w:rFonts w:eastAsia="Calibri"/>
-                <w:color w:val="000000"/>
-                <w:sz w:val="19"/>
-              </w:rPr>
-              <w:t xml:space="preserve"> (nichthäusliches Abwasser, Fettabscheider, Großkundenportal)</w:t>
+              <w:t>Geschäfts- und Industriekund:innen (nichthäusliches Abwasser, Fettabscheider, Großkundenportal)</w:t>
             </w:r>
           </w:p>
           <w:p>
@@ -638,63 +419,13 @@
               <w:spacing w:after="40" w:line="252" w:lineRule="auto"/>
               <w:ind w:left="284" w:hanging="284"/>
             </w:pPr>
-            <w:proofErr w:type="spellStart"/>
-            <w:proofErr w:type="gramStart"/>
             <w:r>
               <w:rPr>
                 <w:rFonts w:eastAsia="Calibri"/>
                 <w:color w:val="000000"/>
                 <w:sz w:val="19"/>
               </w:rPr>
-              <w:t>Architekt:innen</w:t>
-            </w:r>
-            <w:proofErr w:type="spellEnd"/>
-            <w:proofErr w:type="gramEnd"/>
-            <w:r>
-              <w:rPr>
-                <w:rFonts w:eastAsia="Calibri"/>
-                <w:color w:val="000000"/>
-                <w:sz w:val="19"/>
-              </w:rPr>
-              <w:t xml:space="preserve">, </w:t>
-            </w:r>
-            <w:proofErr w:type="spellStart"/>
-            <w:proofErr w:type="gramStart"/>
-            <w:r>
-              <w:rPr>
-                <w:rFonts w:eastAsia="Calibri"/>
-                <w:color w:val="000000"/>
-                <w:sz w:val="19"/>
-              </w:rPr>
-              <w:t>Planer:innen</w:t>
-            </w:r>
-            <w:proofErr w:type="spellEnd"/>
-            <w:proofErr w:type="gramEnd"/>
-            <w:r>
-              <w:rPr>
-                <w:rFonts w:eastAsia="Calibri"/>
-                <w:color w:val="000000"/>
-                <w:sz w:val="19"/>
-              </w:rPr>
-              <w:t xml:space="preserve"> und Installationsbetriebe (</w:t>
-            </w:r>
-            <w:proofErr w:type="spellStart"/>
-            <w:r>
-              <w:rPr>
-                <w:rFonts w:eastAsia="Calibri"/>
-                <w:color w:val="000000"/>
-                <w:sz w:val="19"/>
-              </w:rPr>
-              <w:t>Installateurverzeichnis</w:t>
-            </w:r>
-            <w:proofErr w:type="spellEnd"/>
-            <w:r>
-              <w:rPr>
-                <w:rFonts w:eastAsia="Calibri"/>
-                <w:color w:val="000000"/>
-                <w:sz w:val="19"/>
-              </w:rPr>
-              <w:t>, Fachportale, Satzungen)</w:t>
+              <w:t>Architekt:innen, Planer:innen und Installationsbetriebe (Installateurverzeichnis, Fachportale, Satzungen)</w:t>
             </w:r>
           </w:p>
           <w:p>
@@ -724,25 +455,13 @@
               <w:spacing w:after="40" w:line="252" w:lineRule="auto"/>
               <w:ind w:left="284" w:hanging="284"/>
             </w:pPr>
-            <w:proofErr w:type="spellStart"/>
-            <w:proofErr w:type="gramStart"/>
             <w:r>
               <w:rPr>
                 <w:rFonts w:eastAsia="Calibri"/>
                 <w:color w:val="000000"/>
                 <w:sz w:val="19"/>
               </w:rPr>
-              <w:t>Bewerber:innen</w:t>
-            </w:r>
-            <w:proofErr w:type="spellEnd"/>
-            <w:proofErr w:type="gramEnd"/>
-            <w:r>
-              <w:rPr>
-                <w:rFonts w:eastAsia="Calibri"/>
-                <w:color w:val="000000"/>
-                <w:sz w:val="19"/>
-              </w:rPr>
-              <w:t xml:space="preserve"> und Auszubildende (Karriere, Weiterleitung ins Stellenportal)</w:t>
+              <w:t>Bewerber:innen und Auszubildende (Karriere, Weiterleitung ins Stellenportal)</w:t>
             </w:r>
           </w:p>
           <w:p>
@@ -754,25 +473,13 @@
               <w:spacing w:after="40" w:line="252" w:lineRule="auto"/>
               <w:ind w:left="284" w:hanging="284"/>
             </w:pPr>
-            <w:proofErr w:type="spellStart"/>
-            <w:proofErr w:type="gramStart"/>
             <w:r>
               <w:rPr>
                 <w:rFonts w:eastAsia="Calibri"/>
                 <w:color w:val="000000"/>
                 <w:sz w:val="19"/>
               </w:rPr>
-              <w:t>Medienvertreter:innen</w:t>
-            </w:r>
-            <w:proofErr w:type="spellEnd"/>
-            <w:proofErr w:type="gramEnd"/>
-            <w:r>
-              <w:rPr>
-                <w:rFonts w:eastAsia="Calibri"/>
-                <w:color w:val="000000"/>
-                <w:sz w:val="19"/>
-              </w:rPr>
-              <w:t xml:space="preserve"> (Pressemitteilungen, Mediathek, Presseverteiler, Pressekontakte)</w:t>
+              <w:t>Medienvertreter:innen (Pressemitteilungen, Mediathek, Presseverteiler, Pressekontakte)</w:t>
             </w:r>
           </w:p>
           <w:p>
@@ -940,25 +647,7 @@
                 <w:color w:val="000000"/>
                 <w:sz w:val="19"/>
               </w:rPr>
-              <w:t xml:space="preserve">Installateurverzeichnis mit Suche </w:t>
-            </w:r>
-            <w:proofErr w:type="gramStart"/>
-            <w:r>
-              <w:rPr>
-                <w:rFonts w:eastAsia="Calibri"/>
-                <w:color w:val="000000"/>
-                <w:sz w:val="19"/>
-              </w:rPr>
-              <w:t>nach Name</w:t>
-            </w:r>
-            <w:proofErr w:type="gramEnd"/>
-            <w:r>
-              <w:rPr>
-                <w:rFonts w:eastAsia="Calibri"/>
-                <w:color w:val="000000"/>
-                <w:sz w:val="19"/>
-              </w:rPr>
-              <w:t>, Ortsteil und PLZ sowie Ausweisprüfung</w:t>
+              <w:t>Installateurverzeichnis mit Suche nach Name, Ortsteil und PLZ sowie Ausweisprüfung</w:t>
             </w:r>
           </w:p>
           <w:p>
@@ -1259,43 +948,7 @@
                 <w:color w:val="000000"/>
                 <w:sz w:val="19"/>
               </w:rPr>
-              <w:t xml:space="preserve">Für weitere Sprachen besteht ein eigenes Angebot unter languages.bwb.de (Englisch, Arabisch, Polnisch, Türkisch, Russisch) in einem separaten OpenText-WSM-Projekt. Im Projekt BWB_DE ist eine </w:t>
-            </w:r>
-            <w:proofErr w:type="spellStart"/>
-            <w:r>
-              <w:rPr>
-                <w:rFonts w:eastAsia="Calibri"/>
-                <w:color w:val="000000"/>
-                <w:sz w:val="19"/>
-              </w:rPr>
-              <w:t>Contentklasse</w:t>
-            </w:r>
-            <w:proofErr w:type="spellEnd"/>
-            <w:r>
-              <w:rPr>
-                <w:rFonts w:eastAsia="Calibri"/>
-                <w:color w:val="000000"/>
-                <w:sz w:val="19"/>
-              </w:rPr>
-              <w:t xml:space="preserve"> </w:t>
-            </w:r>
-            <w:proofErr w:type="spellStart"/>
-            <w:r>
-              <w:rPr>
-                <w:rFonts w:eastAsia="Calibri"/>
-                <w:color w:val="000000"/>
-                <w:sz w:val="19"/>
-              </w:rPr>
-              <w:t>language_config</w:t>
-            </w:r>
-            <w:proofErr w:type="spellEnd"/>
-            <w:r>
-              <w:rPr>
-                <w:rFonts w:eastAsia="Calibri"/>
-                <w:color w:val="000000"/>
-                <w:sz w:val="19"/>
-              </w:rPr>
-              <w:t xml:space="preserve"> vorhanden.</w:t>
+              <w:t>Für weitere Sprachen besteht ein eigenes Angebot unter languages.bwb.de (Englisch, Arabisch, Polnisch, Türkisch, Russisch) in einem separaten OpenText-WSM-Projekt. Im Projekt BWB_DE ist eine Contentklasse language_config vorhanden.</w:t>
             </w:r>
           </w:p>
         </w:tc>
@@ -1400,61 +1053,7 @@
           <w:color w:val="000000"/>
           <w:sz w:val="19"/>
         </w:rPr>
-        <w:t xml:space="preserve">Erfasst ist das OpenText-WSM-Projekt BWB_DE für das Hauptangebot bwb.de. Nicht erfasst sind die eigenständigen OpenText-WSM-Projekte </w:t>
-      </w:r>
-      <w:proofErr w:type="spellStart"/>
-      <w:r>
-        <w:rPr>
-          <w:rFonts w:eastAsia="Calibri"/>
-          <w:color w:val="000000"/>
-          <w:sz w:val="19"/>
-        </w:rPr>
-        <w:t>BWB_multilanguage</w:t>
-      </w:r>
-      <w:proofErr w:type="spellEnd"/>
-      <w:r>
-        <w:rPr>
-          <w:rFonts w:eastAsia="Calibri"/>
-          <w:color w:val="000000"/>
-          <w:sz w:val="19"/>
-        </w:rPr>
-        <w:t xml:space="preserve"> (languages.bwb.de), </w:t>
-      </w:r>
-      <w:proofErr w:type="spellStart"/>
-      <w:r>
-        <w:rPr>
-          <w:rFonts w:eastAsia="Calibri"/>
-          <w:color w:val="000000"/>
-          <w:sz w:val="19"/>
-        </w:rPr>
-        <w:t>BWB_Ausbildung</w:t>
-      </w:r>
-      <w:proofErr w:type="spellEnd"/>
-      <w:r>
-        <w:rPr>
-          <w:rFonts w:eastAsia="Calibri"/>
-          <w:color w:val="000000"/>
-          <w:sz w:val="19"/>
-        </w:rPr>
-        <w:t xml:space="preserve"> (ausbildung.bwb.de) und </w:t>
-      </w:r>
-      <w:proofErr w:type="spellStart"/>
-      <w:r>
-        <w:rPr>
-          <w:rFonts w:eastAsia="Calibri"/>
-          <w:color w:val="000000"/>
-          <w:sz w:val="19"/>
-        </w:rPr>
-        <w:t>BWB_Das_blaue_Klassenzimmer</w:t>
-      </w:r>
-      <w:proofErr w:type="spellEnd"/>
-      <w:r>
-        <w:rPr>
-          <w:rFonts w:eastAsia="Calibri"/>
-          <w:color w:val="000000"/>
-          <w:sz w:val="19"/>
-        </w:rPr>
-        <w:t xml:space="preserve"> (schule.klassewasser.de); diese sind in eigenen Projektbeschreibungen dokumentiert.</w:t>
+        <w:t>Erfasst ist das OpenText-WSM-Projekt BWB_DE für das Hauptangebot bwb.de. Nicht erfasst sind die eigenständigen OpenText-WSM-Projekte BWB_multilanguage (languages.bwb.de), BWB_Ausbildung (ausbildung.bwb.de) und BWB_Das_blaue_Klassenzimmer (schule.klassewasser.de); diese sind in eigenen Projektbeschreibungen dokumentiert.</w:t>
       </w:r>
     </w:p>
     <w:p>
@@ -1475,18 +1074,8 @@
       <w:pPr>
         <w:pStyle w:val="berschrift1"/>
       </w:pPr>
-      <w:proofErr w:type="gramStart"/>
       <w:r>
-        <w:t xml:space="preserve">2  </w:t>
-      </w:r>
-      <w:proofErr w:type="spellStart"/>
-      <w:r>
-        <w:t>Contentklassen</w:t>
-      </w:r>
-      <w:proofErr w:type="spellEnd"/>
-      <w:proofErr w:type="gramEnd"/>
-      <w:r>
-        <w:t xml:space="preserve"> und Seitenbestand</w:t>
+        <w:t>2  Contentklassen und Seitenbestand</w:t>
       </w:r>
     </w:p>
     <w:p>
@@ -1499,135 +1088,7 @@
           <w:color w:val="000000"/>
           <w:sz w:val="19"/>
         </w:rPr>
-        <w:t xml:space="preserve">Die </w:t>
-      </w:r>
-      <w:proofErr w:type="spellStart"/>
-      <w:r>
-        <w:rPr>
-          <w:rFonts w:eastAsia="Calibri"/>
-          <w:color w:val="000000"/>
-          <w:sz w:val="19"/>
-        </w:rPr>
-        <w:t>Contentklassen</w:t>
-      </w:r>
-      <w:proofErr w:type="spellEnd"/>
-      <w:r>
-        <w:rPr>
-          <w:rFonts w:eastAsia="Calibri"/>
-          <w:color w:val="000000"/>
-          <w:sz w:val="19"/>
-        </w:rPr>
-        <w:t xml:space="preserve"> stammen aus dem Report 202608_bwb_de vom 07.08.2026. Die Anzahl entspricht jeweils </w:t>
-      </w:r>
-      <w:proofErr w:type="spellStart"/>
-      <w:r>
-        <w:rPr>
-          <w:rFonts w:eastAsia="Calibri"/>
-          <w:color w:val="000000"/>
-          <w:sz w:val="19"/>
-        </w:rPr>
-        <w:t>pageCount</w:t>
-      </w:r>
-      <w:proofErr w:type="spellEnd"/>
-      <w:r>
-        <w:rPr>
-          <w:rFonts w:eastAsia="Calibri"/>
-          <w:color w:val="000000"/>
-          <w:sz w:val="19"/>
-        </w:rPr>
-        <w:t xml:space="preserve"> für freigegebene und veröffentlichte Seiten. Die Werte sind </w:t>
-      </w:r>
-      <w:proofErr w:type="spellStart"/>
-      <w:r>
-        <w:rPr>
-          <w:rFonts w:eastAsia="Calibri"/>
-          <w:color w:val="000000"/>
-          <w:sz w:val="19"/>
-        </w:rPr>
-        <w:t>contentklassenbezogen</w:t>
-      </w:r>
-      <w:proofErr w:type="spellEnd"/>
-      <w:r>
-        <w:rPr>
-          <w:rFonts w:eastAsia="Calibri"/>
-          <w:color w:val="000000"/>
-          <w:sz w:val="19"/>
-        </w:rPr>
-        <w:t xml:space="preserve"> und daher nicht zu einer eindeutigen Gesamtseitenzahl zu </w:t>
-      </w:r>
-      <w:proofErr w:type="spellStart"/>
-      <w:proofErr w:type="gramStart"/>
-      <w:r>
-        <w:rPr>
-          <w:rFonts w:eastAsia="Calibri"/>
-          <w:color w:val="000000"/>
-          <w:sz w:val="19"/>
-        </w:rPr>
-        <w:t>addieren.Lediglich</w:t>
-      </w:r>
-      <w:proofErr w:type="spellEnd"/>
-      <w:proofErr w:type="gramEnd"/>
-      <w:r>
-        <w:rPr>
-          <w:rFonts w:eastAsia="Calibri"/>
-          <w:color w:val="000000"/>
-          <w:sz w:val="19"/>
-        </w:rPr>
-        <w:t xml:space="preserve">  </w:t>
-      </w:r>
-      <w:proofErr w:type="spellStart"/>
-      <w:r>
-        <w:rPr>
-          <w:rFonts w:eastAsia="Calibri"/>
-          <w:color w:val="000000"/>
-          <w:sz w:val="19"/>
-        </w:rPr>
-        <w:t>Contentklassen</w:t>
-      </w:r>
-      <w:proofErr w:type="spellEnd"/>
-      <w:r>
-        <w:rPr>
-          <w:rFonts w:eastAsia="Calibri"/>
-          <w:color w:val="000000"/>
-          <w:sz w:val="19"/>
-        </w:rPr>
-        <w:t xml:space="preserve"> vom Typ „Seite“ stellen vollständige und publizierte Seiten dar. </w:t>
-      </w:r>
-      <w:proofErr w:type="spellStart"/>
-      <w:r>
-        <w:rPr>
-          <w:rFonts w:eastAsia="Calibri"/>
-          <w:color w:val="000000"/>
-          <w:sz w:val="19"/>
-        </w:rPr>
-        <w:t>Contentklassen</w:t>
-      </w:r>
-      <w:proofErr w:type="spellEnd"/>
-      <w:r>
-        <w:rPr>
-          <w:rFonts w:eastAsia="Calibri"/>
-          <w:color w:val="000000"/>
-          <w:sz w:val="19"/>
-        </w:rPr>
-        <w:t xml:space="preserve"> vom Typ „</w:t>
-      </w:r>
-      <w:proofErr w:type="spellStart"/>
-      <w:r>
-        <w:rPr>
-          <w:rFonts w:eastAsia="Calibri"/>
-          <w:color w:val="000000"/>
-          <w:sz w:val="19"/>
-        </w:rPr>
-        <w:t>Snippet</w:t>
-      </w:r>
-      <w:proofErr w:type="spellEnd"/>
-      <w:r>
-        <w:rPr>
-          <w:rFonts w:eastAsia="Calibri"/>
-          <w:color w:val="000000"/>
-          <w:sz w:val="19"/>
-        </w:rPr>
-        <w:t>“ sind dagegen Inhaltsbausteine, mit denen Seiten angereichert werden. Sie sind also in den publizierten Seiten enthalten.</w:t>
+        <w:t>Die Contentklassen stammen aus dem Report 202608_bwb_de vom 07.08.2026. Die Anzahl entspricht jeweils pageCount für freigegebene und veröffentlichte Seiten. Die Werte sind contentklassenbezogen und daher nicht zu einer eindeutigen Gesamtseitenzahl zu addieren.Lediglich  Contentklassen vom Typ „Seite“ stellen vollständige und publizierte Seiten dar. Contentklassen vom Typ „Snippet“ sind dagegen Inhaltsbausteine, mit denen Seiten angereichert werden. Sie sind also in den publizierten Seiten enthalten.</w:t>
       </w:r>
       <w:r>
         <w:rPr>
@@ -1636,25 +1097,7 @@
           <w:sz w:val="19"/>
         </w:rPr>
         <w:br/>
-        <w:t xml:space="preserve">Seiten mit einem Zähler von „0“ sind entweder aktuell ungenutzte </w:t>
-      </w:r>
-      <w:proofErr w:type="spellStart"/>
-      <w:r>
-        <w:rPr>
-          <w:rFonts w:eastAsia="Calibri"/>
-          <w:color w:val="000000"/>
-          <w:sz w:val="19"/>
-        </w:rPr>
-        <w:t>Contentklassen</w:t>
-      </w:r>
-      <w:proofErr w:type="spellEnd"/>
-      <w:r>
-        <w:rPr>
-          <w:rFonts w:eastAsia="Calibri"/>
-          <w:color w:val="000000"/>
-          <w:sz w:val="19"/>
-        </w:rPr>
-        <w:t xml:space="preserve">, oder sie haben wie der Navigations-Templates (u.a. </w:t>
+        <w:t xml:space="preserve">Seiten mit einem Zähler von „0“ sind entweder aktuell ungenutzte Contentklassen, oder sie haben wie der Navigations-Templates (u.a. </w:t>
       </w:r>
       <w:r>
         <w:rPr>
@@ -1715,7 +1158,6 @@
             <w:pPr>
               <w:spacing w:after="0" w:line="240" w:lineRule="auto"/>
             </w:pPr>
-            <w:proofErr w:type="spellStart"/>
             <w:r>
               <w:rPr>
                 <w:rFonts w:eastAsia="Calibri"/>
@@ -1725,7 +1167,6 @@
               </w:rPr>
               <w:t>Contentklasse</w:t>
             </w:r>
-            <w:proofErr w:type="spellEnd"/>
           </w:p>
         </w:tc>
         <w:tc>
@@ -3111,7 +2552,6 @@
             <w:pPr>
               <w:spacing w:after="0" w:line="252" w:lineRule="auto"/>
             </w:pPr>
-            <w:proofErr w:type="spellStart"/>
             <w:r>
               <w:rPr>
                 <w:rFonts w:eastAsia="Calibri"/>
@@ -3120,7 +2560,6 @@
               </w:rPr>
               <w:t>Contentgruppe_Teaser</w:t>
             </w:r>
-            <w:proofErr w:type="spellEnd"/>
           </w:p>
         </w:tc>
         <w:tc>
@@ -3455,23 +2894,13 @@
             <w:pPr>
               <w:spacing w:after="0" w:line="252" w:lineRule="auto"/>
             </w:pPr>
-            <w:proofErr w:type="spellStart"/>
-            <w:r>
-              <w:rPr>
-                <w:rFonts w:eastAsia="Calibri"/>
-                <w:color w:val="000000"/>
-                <w:sz w:val="17"/>
-              </w:rPr>
-              <w:t>Linkbox</w:t>
-            </w:r>
-            <w:proofErr w:type="spellEnd"/>
-            <w:r>
-              <w:rPr>
-                <w:rFonts w:eastAsia="Calibri"/>
-                <w:color w:val="000000"/>
-                <w:sz w:val="17"/>
-              </w:rPr>
-              <w:t xml:space="preserve"> breit</w:t>
+            <w:r>
+              <w:rPr>
+                <w:rFonts w:eastAsia="Calibri"/>
+                <w:color w:val="000000"/>
+                <w:sz w:val="17"/>
+              </w:rPr>
+              <w:t>Linkbox breit</w:t>
             </w:r>
           </w:p>
         </w:tc>
@@ -3579,7 +3008,6 @@
             <w:pPr>
               <w:spacing w:after="0" w:line="252" w:lineRule="auto"/>
             </w:pPr>
-            <w:proofErr w:type="spellStart"/>
             <w:r>
               <w:rPr>
                 <w:rFonts w:eastAsia="Calibri"/>
@@ -3588,7 +3016,6 @@
               </w:rPr>
               <w:t>Jumplink</w:t>
             </w:r>
-            <w:proofErr w:type="spellEnd"/>
           </w:p>
         </w:tc>
         <w:tc>
@@ -4037,7 +3464,6 @@
             <w:pPr>
               <w:spacing w:after="0" w:line="252" w:lineRule="auto"/>
             </w:pPr>
-            <w:proofErr w:type="spellStart"/>
             <w:r>
               <w:rPr>
                 <w:rFonts w:eastAsia="Calibri"/>
@@ -4046,7 +3472,6 @@
               </w:rPr>
               <w:t>url_mapping_link</w:t>
             </w:r>
-            <w:proofErr w:type="spellEnd"/>
           </w:p>
         </w:tc>
         <w:tc>
@@ -5065,7 +4490,6 @@
             <w:pPr>
               <w:spacing w:after="0" w:line="252" w:lineRule="auto"/>
             </w:pPr>
-            <w:proofErr w:type="gramStart"/>
             <w:r>
               <w:rPr>
                 <w:rFonts w:eastAsia="Calibri"/>
@@ -5074,7 +4498,6 @@
               </w:rPr>
               <w:t>Link E-Mail</w:t>
             </w:r>
-            <w:proofErr w:type="gramEnd"/>
           </w:p>
         </w:tc>
         <w:tc>
@@ -5181,7 +4604,6 @@
             <w:pPr>
               <w:spacing w:after="0" w:line="252" w:lineRule="auto"/>
             </w:pPr>
-            <w:proofErr w:type="spellStart"/>
             <w:r>
               <w:rPr>
                 <w:rFonts w:eastAsia="Calibri"/>
@@ -5189,16 +4611,7 @@
                 <w:sz w:val="17"/>
               </w:rPr>
               <w:lastRenderedPageBreak/>
-              <w:t>Newswall</w:t>
-            </w:r>
-            <w:proofErr w:type="spellEnd"/>
-            <w:r>
-              <w:rPr>
-                <w:rFonts w:eastAsia="Calibri"/>
-                <w:color w:val="000000"/>
-                <w:sz w:val="17"/>
-              </w:rPr>
-              <w:t xml:space="preserve"> Teaser</w:t>
+              <w:t>Newswall Teaser</w:t>
             </w:r>
           </w:p>
         </w:tc>
@@ -5306,7 +4719,6 @@
             <w:pPr>
               <w:spacing w:after="0" w:line="252" w:lineRule="auto"/>
             </w:pPr>
-            <w:proofErr w:type="spellStart"/>
             <w:r>
               <w:rPr>
                 <w:rFonts w:eastAsia="Calibri"/>
@@ -5315,7 +4727,6 @@
               </w:rPr>
               <w:t>Event_detail</w:t>
             </w:r>
-            <w:proofErr w:type="spellEnd"/>
           </w:p>
         </w:tc>
         <w:tc>
@@ -5536,23 +4947,13 @@
             <w:pPr>
               <w:spacing w:after="0" w:line="252" w:lineRule="auto"/>
             </w:pPr>
-            <w:proofErr w:type="spellStart"/>
-            <w:r>
-              <w:rPr>
-                <w:rFonts w:eastAsia="Calibri"/>
-                <w:color w:val="000000"/>
-                <w:sz w:val="17"/>
-              </w:rPr>
-              <w:t>Map_Multi_Expandable</w:t>
-            </w:r>
-            <w:proofErr w:type="spellEnd"/>
-            <w:r>
-              <w:rPr>
-                <w:rFonts w:eastAsia="Calibri"/>
-                <w:color w:val="000000"/>
-                <w:sz w:val="17"/>
-              </w:rPr>
-              <w:t>-Box</w:t>
+            <w:r>
+              <w:rPr>
+                <w:rFonts w:eastAsia="Calibri"/>
+                <w:color w:val="000000"/>
+                <w:sz w:val="17"/>
+              </w:rPr>
+              <w:t>Map_Multi_Expandable-Box</w:t>
             </w:r>
           </w:p>
         </w:tc>
@@ -6009,23 +5410,13 @@
             <w:pPr>
               <w:spacing w:after="0" w:line="252" w:lineRule="auto"/>
             </w:pPr>
-            <w:proofErr w:type="spellStart"/>
-            <w:r>
-              <w:rPr>
-                <w:rFonts w:eastAsia="Calibri"/>
-                <w:color w:val="000000"/>
-                <w:sz w:val="17"/>
-              </w:rPr>
-              <w:t>richMediaMap</w:t>
-            </w:r>
-            <w:proofErr w:type="spellEnd"/>
-            <w:r>
-              <w:rPr>
-                <w:rFonts w:eastAsia="Calibri"/>
-                <w:color w:val="000000"/>
-                <w:sz w:val="17"/>
-              </w:rPr>
-              <w:t>-Detail</w:t>
+            <w:r>
+              <w:rPr>
+                <w:rFonts w:eastAsia="Calibri"/>
+                <w:color w:val="000000"/>
+                <w:sz w:val="17"/>
+              </w:rPr>
+              <w:t>richMediaMap-Detail</w:t>
             </w:r>
           </w:p>
         </w:tc>
@@ -6475,7 +5866,6 @@
             <w:pPr>
               <w:spacing w:after="0" w:line="252" w:lineRule="auto"/>
             </w:pPr>
-            <w:proofErr w:type="spellStart"/>
             <w:r>
               <w:rPr>
                 <w:rFonts w:eastAsia="Calibri"/>
@@ -6484,7 +5874,6 @@
               </w:rPr>
               <w:t>Map_Einzel</w:t>
             </w:r>
-            <w:proofErr w:type="spellEnd"/>
           </w:p>
         </w:tc>
         <w:tc>
@@ -6591,7 +5980,6 @@
             <w:pPr>
               <w:spacing w:after="0" w:line="252" w:lineRule="auto"/>
             </w:pPr>
-            <w:proofErr w:type="spellStart"/>
             <w:r>
               <w:rPr>
                 <w:rFonts w:eastAsia="Calibri"/>
@@ -6600,7 +5988,6 @@
               </w:rPr>
               <w:t>Standortlayer</w:t>
             </w:r>
-            <w:proofErr w:type="spellEnd"/>
           </w:p>
         </w:tc>
         <w:tc>
@@ -6935,7 +6322,6 @@
             <w:pPr>
               <w:spacing w:after="0" w:line="252" w:lineRule="auto"/>
             </w:pPr>
-            <w:proofErr w:type="spellStart"/>
             <w:r>
               <w:rPr>
                 <w:rFonts w:eastAsia="Calibri"/>
@@ -6944,7 +6330,6 @@
               </w:rPr>
               <w:t>Map_Multi_Adresse</w:t>
             </w:r>
-            <w:proofErr w:type="spellEnd"/>
           </w:p>
         </w:tc>
         <w:tc>
@@ -7393,23 +6778,13 @@
             <w:pPr>
               <w:spacing w:after="0" w:line="252" w:lineRule="auto"/>
             </w:pPr>
-            <w:proofErr w:type="spellStart"/>
-            <w:r>
-              <w:rPr>
-                <w:rFonts w:eastAsia="Calibri"/>
-                <w:color w:val="000000"/>
-                <w:sz w:val="17"/>
-              </w:rPr>
-              <w:t>Contentgruppe_Flip</w:t>
-            </w:r>
-            <w:proofErr w:type="spellEnd"/>
-            <w:r>
-              <w:rPr>
-                <w:rFonts w:eastAsia="Calibri"/>
-                <w:color w:val="000000"/>
-                <w:sz w:val="17"/>
-              </w:rPr>
-              <w:t>-Cards</w:t>
+            <w:r>
+              <w:rPr>
+                <w:rFonts w:eastAsia="Calibri"/>
+                <w:color w:val="000000"/>
+                <w:sz w:val="17"/>
+              </w:rPr>
+              <w:t>Contentgruppe_Flip-Cards</w:t>
             </w:r>
           </w:p>
         </w:tc>
@@ -7517,7 +6892,6 @@
             <w:pPr>
               <w:spacing w:after="0" w:line="252" w:lineRule="auto"/>
             </w:pPr>
-            <w:proofErr w:type="spellStart"/>
             <w:r>
               <w:rPr>
                 <w:rFonts w:eastAsia="Calibri"/>
@@ -7527,7 +6901,6 @@
               <w:lastRenderedPageBreak/>
               <w:t>box_application</w:t>
             </w:r>
-            <w:proofErr w:type="spellEnd"/>
           </w:p>
         </w:tc>
         <w:tc>
@@ -7862,7 +7235,6 @@
             <w:pPr>
               <w:spacing w:after="0" w:line="252" w:lineRule="auto"/>
             </w:pPr>
-            <w:proofErr w:type="spellStart"/>
             <w:r>
               <w:rPr>
                 <w:rFonts w:eastAsia="Calibri"/>
@@ -7871,7 +7243,6 @@
               </w:rPr>
               <w:t>Contentgruppe_Superzahl</w:t>
             </w:r>
-            <w:proofErr w:type="spellEnd"/>
           </w:p>
         </w:tc>
         <w:tc>
@@ -8099,7 +7470,6 @@
             <w:pPr>
               <w:spacing w:after="0" w:line="252" w:lineRule="auto"/>
             </w:pPr>
-            <w:proofErr w:type="spellStart"/>
             <w:r>
               <w:rPr>
                 <w:rFonts w:eastAsia="Calibri"/>
@@ -8108,7 +7478,6 @@
               </w:rPr>
               <w:t>Gruppe_SeitenMitStartmenue</w:t>
             </w:r>
-            <w:proofErr w:type="spellEnd"/>
           </w:p>
         </w:tc>
         <w:tc>
@@ -8564,7 +7933,6 @@
             <w:pPr>
               <w:spacing w:after="0" w:line="252" w:lineRule="auto"/>
             </w:pPr>
-            <w:proofErr w:type="spellStart"/>
             <w:r>
               <w:rPr>
                 <w:rFonts w:eastAsia="Calibri"/>
@@ -8573,7 +7941,6 @@
               </w:rPr>
               <w:t>richMediaMap</w:t>
             </w:r>
-            <w:proofErr w:type="spellEnd"/>
           </w:p>
         </w:tc>
         <w:tc>
@@ -8801,7 +8168,6 @@
             <w:pPr>
               <w:spacing w:after="0" w:line="252" w:lineRule="auto"/>
             </w:pPr>
-            <w:proofErr w:type="spellStart"/>
             <w:r>
               <w:rPr>
                 <w:rFonts w:eastAsia="Calibri"/>
@@ -8810,7 +8176,6 @@
               </w:rPr>
               <w:t>formcycle_Formular_Integration</w:t>
             </w:r>
-            <w:proofErr w:type="spellEnd"/>
           </w:p>
         </w:tc>
         <w:tc>
@@ -9259,7 +8624,6 @@
             <w:pPr>
               <w:spacing w:after="0" w:line="252" w:lineRule="auto"/>
             </w:pPr>
-            <w:proofErr w:type="spellStart"/>
             <w:r>
               <w:rPr>
                 <w:rFonts w:eastAsia="Calibri"/>
@@ -9268,7 +8632,6 @@
               </w:rPr>
               <w:t>before_all_includer</w:t>
             </w:r>
-            <w:proofErr w:type="spellEnd"/>
           </w:p>
         </w:tc>
         <w:tc>
@@ -9375,7 +8738,6 @@
             <w:pPr>
               <w:spacing w:after="0" w:line="252" w:lineRule="auto"/>
             </w:pPr>
-            <w:proofErr w:type="spellStart"/>
             <w:r>
               <w:rPr>
                 <w:rFonts w:eastAsia="Calibri"/>
@@ -9384,7 +8746,6 @@
               </w:rPr>
               <w:t>Map_Multi_Expandable</w:t>
             </w:r>
-            <w:proofErr w:type="spellEnd"/>
           </w:p>
         </w:tc>
         <w:tc>
@@ -9491,7 +8852,6 @@
             <w:pPr>
               <w:spacing w:after="0" w:line="252" w:lineRule="auto"/>
             </w:pPr>
-            <w:proofErr w:type="spellStart"/>
             <w:r>
               <w:rPr>
                 <w:rFonts w:eastAsia="Calibri"/>
@@ -9500,7 +8860,6 @@
               </w:rPr>
               <w:t>double_container</w:t>
             </w:r>
-            <w:proofErr w:type="spellEnd"/>
           </w:p>
         </w:tc>
         <w:tc>
@@ -9950,7 +9309,6 @@
             <w:pPr>
               <w:spacing w:after="0" w:line="252" w:lineRule="auto"/>
             </w:pPr>
-            <w:proofErr w:type="spellStart"/>
             <w:r>
               <w:rPr>
                 <w:rFonts w:eastAsia="Calibri"/>
@@ -9959,7 +9317,6 @@
               </w:rPr>
               <w:t>Map_Multi</w:t>
             </w:r>
-            <w:proofErr w:type="spellEnd"/>
           </w:p>
         </w:tc>
         <w:tc>
@@ -10069,7 +9426,6 @@
                 <w:lang w:val="en-US"/>
               </w:rPr>
             </w:pPr>
-            <w:proofErr w:type="spellStart"/>
             <w:r>
               <w:rPr>
                 <w:rFonts w:eastAsia="Calibri"/>
@@ -10077,17 +9433,7 @@
                 <w:sz w:val="17"/>
                 <w:lang w:val="en-US"/>
               </w:rPr>
-              <w:t>Map_Multi_Expandable</w:t>
-            </w:r>
-            <w:proofErr w:type="spellEnd"/>
-            <w:r>
-              <w:rPr>
-                <w:rFonts w:eastAsia="Calibri"/>
-                <w:color w:val="000000"/>
-                <w:sz w:val="17"/>
-                <w:lang w:val="en-US"/>
-              </w:rPr>
-              <w:t>-Box-Video</w:t>
+              <w:t>Map_Multi_Expandable-Box-Video</w:t>
             </w:r>
           </w:p>
         </w:tc>
@@ -10198,7 +9544,6 @@
             <w:pPr>
               <w:spacing w:after="0" w:line="252" w:lineRule="auto"/>
             </w:pPr>
-            <w:proofErr w:type="spellStart"/>
             <w:r>
               <w:rPr>
                 <w:rFonts w:eastAsia="Calibri"/>
@@ -10207,7 +9552,6 @@
               </w:rPr>
               <w:t>preexecute_container</w:t>
             </w:r>
-            <w:proofErr w:type="spellEnd"/>
           </w:p>
         </w:tc>
         <w:tc>
@@ -10428,7 +9772,6 @@
             <w:pPr>
               <w:spacing w:after="0" w:line="252" w:lineRule="auto"/>
             </w:pPr>
-            <w:proofErr w:type="spellStart"/>
             <w:r>
               <w:rPr>
                 <w:rFonts w:eastAsia="Calibri"/>
@@ -10437,7 +9780,6 @@
               </w:rPr>
               <w:t>Box_Sitemap</w:t>
             </w:r>
-            <w:proofErr w:type="spellEnd"/>
           </w:p>
         </w:tc>
         <w:tc>
@@ -10544,7 +9886,6 @@
             <w:pPr>
               <w:spacing w:after="0" w:line="252" w:lineRule="auto"/>
             </w:pPr>
-            <w:proofErr w:type="spellStart"/>
             <w:r>
               <w:rPr>
                 <w:rFonts w:eastAsia="Calibri"/>
@@ -10553,7 +9894,6 @@
               </w:rPr>
               <w:t>collection_SeitenMitStartmenue</w:t>
             </w:r>
-            <w:proofErr w:type="spellEnd"/>
           </w:p>
         </w:tc>
         <w:tc>
@@ -10774,7 +10114,6 @@
             <w:pPr>
               <w:spacing w:after="0" w:line="252" w:lineRule="auto"/>
             </w:pPr>
-            <w:proofErr w:type="spellStart"/>
             <w:r>
               <w:rPr>
                 <w:rFonts w:eastAsia="Calibri"/>
@@ -10783,7 +10122,6 @@
               </w:rPr>
               <w:t>Newswall</w:t>
             </w:r>
-            <w:proofErr w:type="spellEnd"/>
           </w:p>
         </w:tc>
         <w:tc>
@@ -11004,7 +10342,6 @@
             <w:pPr>
               <w:spacing w:after="0" w:line="252" w:lineRule="auto"/>
             </w:pPr>
-            <w:proofErr w:type="spellStart"/>
             <w:r>
               <w:rPr>
                 <w:rFonts w:eastAsia="Calibri"/>
@@ -11013,7 +10350,6 @@
               </w:rPr>
               <w:t>bottom_scripts</w:t>
             </w:r>
-            <w:proofErr w:type="spellEnd"/>
           </w:p>
         </w:tc>
         <w:tc>
@@ -11234,7 +10570,6 @@
             <w:pPr>
               <w:spacing w:after="0" w:line="252" w:lineRule="auto"/>
             </w:pPr>
-            <w:proofErr w:type="spellStart"/>
             <w:r>
               <w:rPr>
                 <w:rFonts w:eastAsia="Calibri"/>
@@ -11243,7 +10578,6 @@
               </w:rPr>
               <w:t>Event_Uebersicht</w:t>
             </w:r>
-            <w:proofErr w:type="spellEnd"/>
           </w:p>
         </w:tc>
         <w:tc>
@@ -11350,7 +10684,6 @@
             <w:pPr>
               <w:spacing w:after="0" w:line="252" w:lineRule="auto"/>
             </w:pPr>
-            <w:proofErr w:type="spellStart"/>
             <w:r>
               <w:rPr>
                 <w:rFonts w:eastAsia="Calibri"/>
@@ -11359,7 +10692,6 @@
               </w:rPr>
               <w:t>Event_XML_Ausgabe</w:t>
             </w:r>
-            <w:proofErr w:type="spellEnd"/>
           </w:p>
         </w:tc>
         <w:tc>
@@ -11580,7 +10912,6 @@
             <w:pPr>
               <w:spacing w:after="0" w:line="252" w:lineRule="auto"/>
             </w:pPr>
-            <w:proofErr w:type="spellStart"/>
             <w:r>
               <w:rPr>
                 <w:rFonts w:eastAsia="Calibri"/>
@@ -11589,7 +10920,6 @@
               </w:rPr>
               <w:t>form_contact</w:t>
             </w:r>
-            <w:proofErr w:type="spellEnd"/>
           </w:p>
         </w:tc>
         <w:tc>
@@ -11696,7 +11026,6 @@
             <w:pPr>
               <w:spacing w:after="0" w:line="252" w:lineRule="auto"/>
             </w:pPr>
-            <w:proofErr w:type="spellStart"/>
             <w:r>
               <w:rPr>
                 <w:rFonts w:eastAsia="Calibri"/>
@@ -11705,7 +11034,6 @@
               </w:rPr>
               <w:t>form_contact_kundenbeirat</w:t>
             </w:r>
-            <w:proofErr w:type="spellEnd"/>
           </w:p>
         </w:tc>
         <w:tc>
@@ -11812,7 +11140,6 @@
             <w:pPr>
               <w:spacing w:after="0" w:line="252" w:lineRule="auto"/>
             </w:pPr>
-            <w:proofErr w:type="spellStart"/>
             <w:r>
               <w:rPr>
                 <w:rFonts w:eastAsia="Calibri"/>
@@ -11821,7 +11148,6 @@
               </w:rPr>
               <w:t>form_contact_kundenzentrum</w:t>
             </w:r>
-            <w:proofErr w:type="spellEnd"/>
           </w:p>
         </w:tc>
         <w:tc>
@@ -11928,7 +11254,6 @@
             <w:pPr>
               <w:spacing w:after="0" w:line="252" w:lineRule="auto"/>
             </w:pPr>
-            <w:proofErr w:type="spellStart"/>
             <w:r>
               <w:rPr>
                 <w:rFonts w:eastAsia="Calibri"/>
@@ -11937,7 +11262,6 @@
               </w:rPr>
               <w:t>form_contact_presseverteiler</w:t>
             </w:r>
-            <w:proofErr w:type="spellEnd"/>
           </w:p>
         </w:tc>
         <w:tc>
@@ -12044,7 +11368,6 @@
             <w:pPr>
               <w:spacing w:after="0" w:line="252" w:lineRule="auto"/>
             </w:pPr>
-            <w:proofErr w:type="spellStart"/>
             <w:r>
               <w:rPr>
                 <w:rFonts w:eastAsia="Calibri"/>
@@ -12053,7 +11376,6 @@
               </w:rPr>
               <w:t>form_contact_servicegarantien</w:t>
             </w:r>
-            <w:proofErr w:type="spellEnd"/>
           </w:p>
         </w:tc>
         <w:tc>
@@ -12160,7 +11482,6 @@
             <w:pPr>
               <w:spacing w:after="0" w:line="252" w:lineRule="auto"/>
             </w:pPr>
-            <w:proofErr w:type="spellStart"/>
             <w:r>
               <w:rPr>
                 <w:rFonts w:eastAsia="Calibri"/>
@@ -12170,7 +11491,6 @@
               <w:lastRenderedPageBreak/>
               <w:t>form_contact_wassersprudler</w:t>
             </w:r>
-            <w:proofErr w:type="spellEnd"/>
           </w:p>
         </w:tc>
         <w:tc>
@@ -12277,7 +11597,6 @@
             <w:pPr>
               <w:spacing w:after="0" w:line="252" w:lineRule="auto"/>
             </w:pPr>
-            <w:proofErr w:type="spellStart"/>
             <w:r>
               <w:rPr>
                 <w:rFonts w:eastAsia="Calibri"/>
@@ -12286,7 +11605,6 @@
               </w:rPr>
               <w:t>form_contact_werksfuehrung</w:t>
             </w:r>
-            <w:proofErr w:type="spellEnd"/>
           </w:p>
         </w:tc>
         <w:tc>
@@ -12507,7 +11825,6 @@
             <w:pPr>
               <w:spacing w:after="0" w:line="252" w:lineRule="auto"/>
             </w:pPr>
-            <w:proofErr w:type="spellStart"/>
             <w:r>
               <w:rPr>
                 <w:rFonts w:eastAsia="Calibri"/>
@@ -12516,7 +11833,6 @@
               </w:rPr>
               <w:t>form_waerme_aus_abwasser</w:t>
             </w:r>
-            <w:proofErr w:type="spellEnd"/>
           </w:p>
         </w:tc>
         <w:tc>
@@ -12623,7 +11939,6 @@
             <w:pPr>
               <w:spacing w:after="0" w:line="252" w:lineRule="auto"/>
             </w:pPr>
-            <w:proofErr w:type="spellStart"/>
             <w:r>
               <w:rPr>
                 <w:rFonts w:eastAsia="Calibri"/>
@@ -12632,7 +11947,6 @@
               </w:rPr>
               <w:t>global_labels</w:t>
             </w:r>
-            <w:proofErr w:type="spellEnd"/>
           </w:p>
         </w:tc>
         <w:tc>
@@ -12967,7 +12281,6 @@
             <w:pPr>
               <w:spacing w:after="0" w:line="252" w:lineRule="auto"/>
             </w:pPr>
-            <w:proofErr w:type="spellStart"/>
             <w:r>
               <w:rPr>
                 <w:rFonts w:eastAsia="Calibri"/>
@@ -12976,7 +12289,6 @@
               </w:rPr>
               <w:t>include_facebook_meta</w:t>
             </w:r>
-            <w:proofErr w:type="spellEnd"/>
           </w:p>
         </w:tc>
         <w:tc>
@@ -13083,7 +12395,6 @@
             <w:pPr>
               <w:spacing w:after="0" w:line="252" w:lineRule="auto"/>
             </w:pPr>
-            <w:proofErr w:type="spellStart"/>
             <w:r>
               <w:rPr>
                 <w:rFonts w:eastAsia="Calibri"/>
@@ -13092,7 +12403,6 @@
               </w:rPr>
               <w:t>include_linkmanager_init</w:t>
             </w:r>
-            <w:proofErr w:type="spellEnd"/>
           </w:p>
         </w:tc>
         <w:tc>
@@ -13199,7 +12509,6 @@
             <w:pPr>
               <w:spacing w:after="0" w:line="252" w:lineRule="auto"/>
             </w:pPr>
-            <w:proofErr w:type="spellStart"/>
             <w:r>
               <w:rPr>
                 <w:rFonts w:eastAsia="Calibri"/>
@@ -13208,7 +12517,6 @@
               </w:rPr>
               <w:t>includes_collection</w:t>
             </w:r>
-            <w:proofErr w:type="spellEnd"/>
           </w:p>
         </w:tc>
         <w:tc>
@@ -13315,7 +12623,6 @@
             <w:pPr>
               <w:spacing w:after="0" w:line="252" w:lineRule="auto"/>
             </w:pPr>
-            <w:proofErr w:type="spellStart"/>
             <w:r>
               <w:rPr>
                 <w:rFonts w:eastAsia="Calibri"/>
@@ -13324,7 +12631,6 @@
               </w:rPr>
               <w:t>language_config</w:t>
             </w:r>
-            <w:proofErr w:type="spellEnd"/>
           </w:p>
         </w:tc>
         <w:tc>
@@ -13545,7 +12851,6 @@
             <w:pPr>
               <w:spacing w:after="0" w:line="252" w:lineRule="auto"/>
             </w:pPr>
-            <w:proofErr w:type="spellStart"/>
             <w:r>
               <w:rPr>
                 <w:rFonts w:eastAsia="Calibri"/>
@@ -13554,7 +12859,6 @@
               </w:rPr>
               <w:t>News_Event_Link_intern</w:t>
             </w:r>
-            <w:proofErr w:type="spellEnd"/>
           </w:p>
         </w:tc>
         <w:tc>
@@ -13775,7 +13079,6 @@
             <w:pPr>
               <w:spacing w:after="0" w:line="252" w:lineRule="auto"/>
             </w:pPr>
-            <w:proofErr w:type="spellStart"/>
             <w:r>
               <w:rPr>
                 <w:rFonts w:eastAsia="Calibri"/>
@@ -13784,7 +13087,6 @@
               </w:rPr>
               <w:t>News_XML_Ausgabe</w:t>
             </w:r>
-            <w:proofErr w:type="spellEnd"/>
           </w:p>
         </w:tc>
         <w:tc>
@@ -13891,7 +13193,6 @@
             <w:pPr>
               <w:spacing w:after="0" w:line="252" w:lineRule="auto"/>
             </w:pPr>
-            <w:proofErr w:type="spellStart"/>
             <w:r>
               <w:rPr>
                 <w:rFonts w:eastAsia="Calibri"/>
@@ -13900,7 +13201,6 @@
               </w:rPr>
               <w:t>preexecute_include</w:t>
             </w:r>
-            <w:proofErr w:type="spellEnd"/>
           </w:p>
         </w:tc>
         <w:tc>
@@ -14121,7 +13421,6 @@
             <w:pPr>
               <w:spacing w:after="0" w:line="252" w:lineRule="auto"/>
             </w:pPr>
-            <w:proofErr w:type="spellStart"/>
             <w:r>
               <w:rPr>
                 <w:rFonts w:eastAsia="Calibri"/>
@@ -14130,7 +13429,6 @@
               </w:rPr>
               <w:t>RQLTest</w:t>
             </w:r>
-            <w:proofErr w:type="spellEnd"/>
           </w:p>
         </w:tc>
         <w:tc>
@@ -14237,7 +13535,6 @@
             <w:pPr>
               <w:spacing w:after="0" w:line="252" w:lineRule="auto"/>
             </w:pPr>
-            <w:proofErr w:type="spellStart"/>
             <w:r>
               <w:rPr>
                 <w:rFonts w:eastAsia="Calibri"/>
@@ -14246,7 +13543,6 @@
               </w:rPr>
               <w:t>RSS_Presse</w:t>
             </w:r>
-            <w:proofErr w:type="spellEnd"/>
           </w:p>
         </w:tc>
         <w:tc>
@@ -14582,7 +13878,6 @@
             <w:pPr>
               <w:spacing w:after="0" w:line="252" w:lineRule="auto"/>
             </w:pPr>
-            <w:proofErr w:type="spellStart"/>
             <w:r>
               <w:rPr>
                 <w:rFonts w:eastAsia="Calibri"/>
@@ -14591,7 +13886,6 @@
               </w:rPr>
               <w:t>top_styles_and_scripts</w:t>
             </w:r>
-            <w:proofErr w:type="spellEnd"/>
           </w:p>
         </w:tc>
         <w:tc>
@@ -14698,7 +13992,6 @@
             <w:pPr>
               <w:spacing w:after="0" w:line="252" w:lineRule="auto"/>
             </w:pPr>
-            <w:proofErr w:type="spellStart"/>
             <w:r>
               <w:rPr>
                 <w:rFonts w:eastAsia="Calibri"/>
@@ -14707,7 +14000,6 @@
               </w:rPr>
               <w:t>url_mapping_list</w:t>
             </w:r>
-            <w:proofErr w:type="spellEnd"/>
           </w:p>
         </w:tc>
         <w:tc>
@@ -15162,18 +14454,8 @@
                 <w:color w:val="000000"/>
                 <w:sz w:val="17"/>
               </w:rPr>
-              <w:t>kontakt-prototyp-</w:t>
-            </w:r>
-            <w:proofErr w:type="spellStart"/>
-            <w:r>
-              <w:rPr>
-                <w:rFonts w:eastAsia="Calibri"/>
-                <w:color w:val="000000"/>
-                <w:sz w:val="17"/>
-              </w:rPr>
-              <w:t>script</w:t>
-            </w:r>
-            <w:proofErr w:type="spellEnd"/>
+              <w:t>kontakt-prototyp-script</w:t>
+            </w:r>
           </w:p>
         </w:tc>
         <w:tc>
@@ -15280,7 +14562,6 @@
             <w:pPr>
               <w:spacing w:after="0" w:line="252" w:lineRule="auto"/>
             </w:pPr>
-            <w:proofErr w:type="spellStart"/>
             <w:r>
               <w:rPr>
                 <w:rFonts w:eastAsia="Calibri"/>
@@ -15289,7 +14570,6 @@
               </w:rPr>
               <w:t>News_Event_Link_Download</w:t>
             </w:r>
-            <w:proofErr w:type="spellEnd"/>
           </w:p>
         </w:tc>
         <w:tc>
@@ -15396,7 +14676,6 @@
             <w:pPr>
               <w:spacing w:after="0" w:line="252" w:lineRule="auto"/>
             </w:pPr>
-            <w:proofErr w:type="spellStart"/>
             <w:r>
               <w:rPr>
                 <w:rFonts w:eastAsia="Calibri"/>
@@ -15405,7 +14684,6 @@
               </w:rPr>
               <w:t>News_Event_Link_extern</w:t>
             </w:r>
-            <w:proofErr w:type="spellEnd"/>
           </w:p>
         </w:tc>
         <w:tc>
@@ -15512,7 +14790,6 @@
             <w:pPr>
               <w:spacing w:after="0" w:line="252" w:lineRule="auto"/>
             </w:pPr>
-            <w:proofErr w:type="spellStart"/>
             <w:r>
               <w:rPr>
                 <w:rFonts w:eastAsia="Calibri"/>
@@ -15521,7 +14798,6 @@
               </w:rPr>
               <w:t>News_Teaser</w:t>
             </w:r>
-            <w:proofErr w:type="spellEnd"/>
           </w:p>
         </w:tc>
         <w:tc>
@@ -15856,7 +15132,6 @@
             <w:pPr>
               <w:spacing w:after="0" w:line="252" w:lineRule="auto"/>
             </w:pPr>
-            <w:proofErr w:type="spellStart"/>
             <w:r>
               <w:rPr>
                 <w:rFonts w:eastAsia="Calibri"/>
@@ -15865,7 +15140,6 @@
               </w:rPr>
               <w:t>Pressemenu_Seiten</w:t>
             </w:r>
-            <w:proofErr w:type="spellEnd"/>
           </w:p>
         </w:tc>
         <w:tc>
@@ -15972,7 +15246,6 @@
             <w:pPr>
               <w:spacing w:after="0" w:line="252" w:lineRule="auto"/>
             </w:pPr>
-            <w:proofErr w:type="spellStart"/>
             <w:r>
               <w:rPr>
                 <w:rFonts w:eastAsia="Calibri"/>
@@ -15981,7 +15254,6 @@
               </w:rPr>
               <w:t>Pressemenu_Seiten_sel</w:t>
             </w:r>
-            <w:proofErr w:type="spellEnd"/>
           </w:p>
         </w:tc>
         <w:tc>
@@ -16088,7 +15360,6 @@
             <w:pPr>
               <w:spacing w:after="0" w:line="252" w:lineRule="auto"/>
             </w:pPr>
-            <w:proofErr w:type="spellStart"/>
             <w:r>
               <w:rPr>
                 <w:rFonts w:eastAsia="Calibri"/>
@@ -16097,7 +15368,6 @@
               </w:rPr>
               <w:t>Pressemenu_Sektion</w:t>
             </w:r>
-            <w:proofErr w:type="spellEnd"/>
           </w:p>
         </w:tc>
         <w:tc>
@@ -17691,34 +16961,8 @@
       <w:pPr>
         <w:pStyle w:val="berschrift1"/>
       </w:pPr>
-      <w:proofErr w:type="gramStart"/>
       <w:r>
-        <w:t>3  Angebundene</w:t>
-      </w:r>
-      <w:proofErr w:type="gramEnd"/>
-      <w:r>
-        <w:t xml:space="preserve"> Services, APIs und Anwendungen</w:t>
-      </w:r>
-    </w:p>
-    <w:p>
-      <w:pPr>
-        <w:spacing w:after="140"/>
-      </w:pPr>
-      <w:r>
-        <w:rPr>
-          <w:rFonts w:eastAsia="Calibri"/>
-          <w:color w:val="000000"/>
-          <w:sz w:val="19"/>
-        </w:rPr>
-        <w:t xml:space="preserve">Nur Verbindungen aufnehmen, die für Migration, Nachbau oder Betrieb relevant sind. </w:t>
-      </w:r>
-      <w:r>
-        <w:rPr>
-          <w:rFonts w:eastAsia="Calibri"/>
-          <w:color w:val="000000"/>
-          <w:sz w:val="19"/>
-        </w:rPr>
-        <w:t>Technische Detailparameter und Zugangsdaten sind nicht erforderlich.</w:t>
+        <w:t>3  Angebundene Services, APIs und Anwendungen</w:t>
       </w:r>
     </w:p>
     <w:p>
@@ -18232,87 +17476,15 @@
                 <w:color w:val="000000"/>
                 <w:sz w:val="17"/>
               </w:rPr>
-              <w:t>Eigene Ergebnisseite /de/</w:t>
-            </w:r>
-            <w:proofErr w:type="spellStart"/>
-            <w:r>
-              <w:rPr>
-                <w:rFonts w:eastAsia="Calibri"/>
-                <w:color w:val="000000"/>
-                <w:sz w:val="17"/>
-              </w:rPr>
-              <w:t>suche.php</w:t>
-            </w:r>
-            <w:proofErr w:type="spellEnd"/>
-            <w:r>
-              <w:rPr>
-                <w:rFonts w:eastAsia="Calibri"/>
-                <w:color w:val="000000"/>
-                <w:sz w:val="17"/>
-              </w:rPr>
-              <w:t xml:space="preserve"> mit den Parametern q, </w:t>
-            </w:r>
-            <w:proofErr w:type="spellStart"/>
-            <w:r>
-              <w:rPr>
-                <w:rFonts w:eastAsia="Calibri"/>
-                <w:color w:val="000000"/>
-                <w:sz w:val="17"/>
-              </w:rPr>
-              <w:t>np</w:t>
-            </w:r>
-            <w:proofErr w:type="spellEnd"/>
-            <w:r>
-              <w:rPr>
-                <w:rFonts w:eastAsia="Calibri"/>
-                <w:color w:val="000000"/>
-                <w:sz w:val="17"/>
-              </w:rPr>
-              <w:t xml:space="preserve"> und </w:t>
-            </w:r>
-            <w:proofErr w:type="gramStart"/>
-            <w:r>
-              <w:rPr>
-                <w:rFonts w:eastAsia="Calibri"/>
-                <w:color w:val="000000"/>
-                <w:sz w:val="17"/>
-              </w:rPr>
-              <w:t xml:space="preserve">ps; </w:t>
-            </w:r>
-            <w:r>
-              <w:rPr>
-                <w:rFonts w:eastAsia="Calibri"/>
-                <w:color w:val="000000"/>
-                <w:sz w:val="17"/>
-              </w:rPr>
-              <w:t xml:space="preserve"> Dahinter</w:t>
-            </w:r>
-            <w:proofErr w:type="gramEnd"/>
-            <w:r>
-              <w:rPr>
-                <w:rFonts w:eastAsia="Calibri"/>
-                <w:color w:val="000000"/>
-                <w:sz w:val="17"/>
-              </w:rPr>
-              <w:t xml:space="preserve"> steht die </w:t>
-            </w:r>
-            <w:proofErr w:type="spellStart"/>
-            <w:r>
-              <w:rPr>
-                <w:rFonts w:eastAsia="Calibri"/>
-                <w:color w:val="000000"/>
-                <w:sz w:val="17"/>
-              </w:rPr>
-              <w:t>ElasticSearch</w:t>
-            </w:r>
-            <w:proofErr w:type="spellEnd"/>
-            <w:r>
-              <w:rPr>
-                <w:rFonts w:eastAsia="Calibri"/>
-                <w:color w:val="000000"/>
-                <w:sz w:val="17"/>
-              </w:rPr>
-              <w:t xml:space="preserve"> Suche, die durch die BWB IT bereitgestellt wird. </w:t>
+              <w:t xml:space="preserve">Eigene Ergebnisseite /de/suche.php mit den Parametern q, np und ps; </w:t>
+            </w:r>
+            <w:r>
+              <w:rPr>
+                <w:rFonts w:eastAsia="Calibri"/>
+                <w:color w:val="000000"/>
+                <w:sz w:val="17"/>
+              </w:rPr>
+              <w:t xml:space="preserve"> Dahinter steht die ElasticSearch Suche, die durch die BWB IT bereitgestellt wird. </w:t>
             </w:r>
             <w:r>
               <w:rPr>
@@ -18328,25 +17500,7 @@
                 <w:color w:val="000000"/>
                 <w:sz w:val="17"/>
               </w:rPr>
-              <w:t xml:space="preserve">mittels </w:t>
-            </w:r>
-            <w:proofErr w:type="spellStart"/>
-            <w:r>
-              <w:rPr>
-                <w:rFonts w:eastAsia="Calibri"/>
-                <w:color w:val="000000"/>
-                <w:sz w:val="17"/>
-              </w:rPr>
-              <w:t>Webcrawler</w:t>
-            </w:r>
-            <w:proofErr w:type="spellEnd"/>
-            <w:r>
-              <w:rPr>
-                <w:rFonts w:eastAsia="Calibri"/>
-                <w:color w:val="000000"/>
-                <w:sz w:val="17"/>
-              </w:rPr>
-              <w:t xml:space="preserve"> befüllt.</w:t>
+              <w:t>mittels Webcrawler befüllt.</w:t>
             </w:r>
           </w:p>
         </w:tc>
@@ -18428,25 +17582,7 @@
                 <w:color w:val="000000"/>
                 <w:sz w:val="17"/>
               </w:rPr>
-              <w:t>Consent-Management (</w:t>
-            </w:r>
-            <w:proofErr w:type="spellStart"/>
-            <w:r>
-              <w:rPr>
-                <w:rFonts w:eastAsia="Calibri"/>
-                <w:color w:val="000000"/>
-                <w:sz w:val="17"/>
-              </w:rPr>
-              <w:t>Cookiebot</w:t>
-            </w:r>
-            <w:proofErr w:type="spellEnd"/>
-            <w:r>
-              <w:rPr>
-                <w:rFonts w:eastAsia="Calibri"/>
-                <w:color w:val="000000"/>
-                <w:sz w:val="17"/>
-              </w:rPr>
-              <w:t>)</w:t>
+              <w:t>Consent-Management (Cookiebot)</w:t>
             </w:r>
           </w:p>
         </w:tc>
@@ -18603,25 +17739,7 @@
                 <w:color w:val="000000"/>
                 <w:sz w:val="17"/>
               </w:rPr>
-              <w:t>Webanalyse (</w:t>
-            </w:r>
-            <w:proofErr w:type="spellStart"/>
-            <w:r>
-              <w:rPr>
-                <w:rFonts w:eastAsia="Calibri"/>
-                <w:color w:val="000000"/>
-                <w:sz w:val="17"/>
-              </w:rPr>
-              <w:t>etracker</w:t>
-            </w:r>
-            <w:proofErr w:type="spellEnd"/>
-            <w:r>
-              <w:rPr>
-                <w:rFonts w:eastAsia="Calibri"/>
-                <w:color w:val="000000"/>
-                <w:sz w:val="17"/>
-              </w:rPr>
-              <w:t>)</w:t>
+              <w:t>Webanalyse (etracker)</w:t>
             </w:r>
           </w:p>
         </w:tc>
@@ -18878,16 +17996,7 @@
                 <w:color w:val="000000"/>
                 <w:sz w:val="17"/>
               </w:rPr>
-              <w:t xml:space="preserve">per KML aus Google My Maps geladen (Layer u. a. Kundenzentrum, Hausanschluss-Serviceteams, Labor, Trinkbrunnen, </w:t>
-            </w:r>
-            <w:r>
-              <w:rPr>
-                <w:rFonts w:eastAsia="Calibri"/>
-                <w:color w:val="000000"/>
-                <w:sz w:val="17"/>
-              </w:rPr>
-              <w:lastRenderedPageBreak/>
-              <w:t>Wasserwerke, Klärwerke, Wasserschutzgebiete, Zierbrunnen).</w:t>
+              <w:t>per KML aus Google My Maps geladen (Layer u. a. Kundenzentrum, Hausanschluss-Serviceteams, Labor, Trinkbrunnen, Wasserwerke, Klärwerke, Wasserschutzgebiete, Zierbrunnen).</w:t>
             </w:r>
           </w:p>
           <w:p>
@@ -18905,151 +18014,8 @@
                 <w:color w:val="000000"/>
                 <w:sz w:val="17"/>
               </w:rPr>
-              <w:t xml:space="preserve">Korrespondiert mit den </w:t>
-            </w:r>
-            <w:proofErr w:type="spellStart"/>
-            <w:r>
-              <w:rPr>
-                <w:rFonts w:eastAsia="Calibri"/>
-                <w:color w:val="000000"/>
-                <w:sz w:val="17"/>
-              </w:rPr>
-              <w:t>Contentklassen</w:t>
-            </w:r>
-            <w:proofErr w:type="spellEnd"/>
-            <w:r>
-              <w:rPr>
-                <w:rFonts w:eastAsia="Calibri"/>
-                <w:color w:val="000000"/>
-                <w:sz w:val="17"/>
-              </w:rPr>
-              <w:t xml:space="preserve"> </w:t>
-            </w:r>
-            <w:proofErr w:type="spellStart"/>
-            <w:r>
-              <w:rPr>
-                <w:rFonts w:eastAsia="Calibri"/>
-                <w:color w:val="000000"/>
-                <w:sz w:val="17"/>
-              </w:rPr>
-              <w:t>Map_Einzel</w:t>
-            </w:r>
-            <w:proofErr w:type="spellEnd"/>
-            <w:r>
-              <w:rPr>
-                <w:rFonts w:eastAsia="Calibri"/>
-                <w:color w:val="000000"/>
-                <w:sz w:val="17"/>
-              </w:rPr>
-              <w:t xml:space="preserve">, </w:t>
-            </w:r>
-            <w:proofErr w:type="spellStart"/>
-            <w:r>
-              <w:rPr>
-                <w:rFonts w:eastAsia="Calibri"/>
-                <w:color w:val="000000"/>
-                <w:sz w:val="17"/>
-              </w:rPr>
-              <w:t>Map_Multi</w:t>
-            </w:r>
-            <w:proofErr w:type="spellEnd"/>
-            <w:r>
-              <w:rPr>
-                <w:rFonts w:eastAsia="Calibri"/>
-                <w:color w:val="000000"/>
-                <w:sz w:val="17"/>
-              </w:rPr>
-              <w:t xml:space="preserve">, </w:t>
-            </w:r>
-            <w:proofErr w:type="spellStart"/>
-            <w:r>
-              <w:rPr>
-                <w:rFonts w:eastAsia="Calibri"/>
-                <w:color w:val="000000"/>
-                <w:sz w:val="17"/>
-              </w:rPr>
-              <w:t>Map_Multi_Adresse</w:t>
-            </w:r>
-            <w:proofErr w:type="spellEnd"/>
-            <w:r>
-              <w:rPr>
-                <w:rFonts w:eastAsia="Calibri"/>
-                <w:color w:val="000000"/>
-                <w:sz w:val="17"/>
-              </w:rPr>
-              <w:t xml:space="preserve">, </w:t>
-            </w:r>
-            <w:proofErr w:type="spellStart"/>
-            <w:r>
-              <w:rPr>
-                <w:rFonts w:eastAsia="Calibri"/>
-                <w:color w:val="000000"/>
-                <w:sz w:val="17"/>
-              </w:rPr>
-              <w:t>Map_Multi_Expandable</w:t>
-            </w:r>
-            <w:proofErr w:type="spellEnd"/>
-            <w:r>
-              <w:rPr>
-                <w:rFonts w:eastAsia="Calibri"/>
-                <w:color w:val="000000"/>
-                <w:sz w:val="17"/>
-              </w:rPr>
-              <w:t xml:space="preserve">(-Box/-Video), Standorte, </w:t>
-            </w:r>
-            <w:proofErr w:type="spellStart"/>
-            <w:r>
-              <w:rPr>
-                <w:rFonts w:eastAsia="Calibri"/>
-                <w:color w:val="000000"/>
-                <w:sz w:val="17"/>
-              </w:rPr>
-              <w:t>Standortlayer</w:t>
-            </w:r>
-            <w:proofErr w:type="spellEnd"/>
-            <w:r>
-              <w:rPr>
-                <w:rFonts w:eastAsia="Calibri"/>
-                <w:color w:val="000000"/>
-                <w:sz w:val="17"/>
-              </w:rPr>
-              <w:t xml:space="preserve">, </w:t>
-            </w:r>
-            <w:proofErr w:type="spellStart"/>
-            <w:r>
-              <w:rPr>
-                <w:rFonts w:eastAsia="Calibri"/>
-                <w:color w:val="000000"/>
-                <w:sz w:val="17"/>
-              </w:rPr>
-              <w:t>richMediaMap</w:t>
-            </w:r>
-            <w:proofErr w:type="spellEnd"/>
-            <w:r>
-              <w:rPr>
-                <w:rFonts w:eastAsia="Calibri"/>
-                <w:color w:val="000000"/>
-                <w:sz w:val="17"/>
-              </w:rPr>
-              <w:t xml:space="preserve">, </w:t>
-            </w:r>
-            <w:proofErr w:type="spellStart"/>
-            <w:r>
-              <w:rPr>
-                <w:rFonts w:eastAsia="Calibri"/>
-                <w:color w:val="000000"/>
-                <w:sz w:val="17"/>
-              </w:rPr>
-              <w:t>richMediaMap</w:t>
-            </w:r>
-            <w:proofErr w:type="spellEnd"/>
-            <w:r>
-              <w:rPr>
-                <w:rFonts w:eastAsia="Calibri"/>
-                <w:color w:val="000000"/>
-                <w:sz w:val="17"/>
-              </w:rPr>
-              <w:t>-Detail.</w:t>
+              <w:lastRenderedPageBreak/>
+              <w:t>Korrespondiert mit den Contentklassen Map_Einzel, Map_Multi, Map_Multi_Adresse, Map_Multi_Expandable(-Box/-Video), Standorte, Standortlayer, richMediaMap, richMediaMap-Detail.</w:t>
             </w:r>
           </w:p>
         </w:tc>
@@ -19285,25 +18251,7 @@
                 <w:color w:val="000000"/>
                 <w:sz w:val="17"/>
               </w:rPr>
-              <w:t>Formularservice (</w:t>
-            </w:r>
-            <w:proofErr w:type="spellStart"/>
-            <w:r>
-              <w:rPr>
-                <w:rFonts w:eastAsia="Calibri"/>
-                <w:color w:val="000000"/>
-                <w:sz w:val="17"/>
-              </w:rPr>
-              <w:t>Formcycle</w:t>
-            </w:r>
-            <w:proofErr w:type="spellEnd"/>
-            <w:r>
-              <w:rPr>
-                <w:rFonts w:eastAsia="Calibri"/>
-                <w:color w:val="000000"/>
-                <w:sz w:val="17"/>
-              </w:rPr>
-              <w:t>)</w:t>
+              <w:t>Formularservice (Formcycle)</w:t>
             </w:r>
           </w:p>
         </w:tc>
@@ -19401,151 +18349,7 @@
                 <w:color w:val="000000"/>
                 <w:sz w:val="17"/>
               </w:rPr>
-              <w:t xml:space="preserve">Betroffene Contentklassen: formcycle_Formular_Integration sowie die fachspezifischen Klassen </w:t>
-            </w:r>
-            <w:proofErr w:type="spellStart"/>
-            <w:r>
-              <w:rPr>
-                <w:rFonts w:eastAsia="Calibri"/>
-                <w:color w:val="000000"/>
-                <w:sz w:val="17"/>
-              </w:rPr>
-              <w:t>form_contact</w:t>
-            </w:r>
-            <w:proofErr w:type="spellEnd"/>
-            <w:r>
-              <w:rPr>
-                <w:rFonts w:eastAsia="Calibri"/>
-                <w:color w:val="000000"/>
-                <w:sz w:val="17"/>
-              </w:rPr>
-              <w:t xml:space="preserve">, </w:t>
-            </w:r>
-            <w:proofErr w:type="spellStart"/>
-            <w:r>
-              <w:rPr>
-                <w:rFonts w:eastAsia="Calibri"/>
-                <w:color w:val="000000"/>
-                <w:sz w:val="17"/>
-              </w:rPr>
-              <w:t>form_contact_kundenbeirat</w:t>
-            </w:r>
-            <w:proofErr w:type="spellEnd"/>
-            <w:r>
-              <w:rPr>
-                <w:rFonts w:eastAsia="Calibri"/>
-                <w:color w:val="000000"/>
-                <w:sz w:val="17"/>
-              </w:rPr>
-              <w:t xml:space="preserve">, </w:t>
-            </w:r>
-            <w:proofErr w:type="spellStart"/>
-            <w:r>
-              <w:rPr>
-                <w:rFonts w:eastAsia="Calibri"/>
-                <w:color w:val="000000"/>
-                <w:sz w:val="17"/>
-              </w:rPr>
-              <w:t>form_contact_kundenzentrum</w:t>
-            </w:r>
-            <w:proofErr w:type="spellEnd"/>
-            <w:r>
-              <w:rPr>
-                <w:rFonts w:eastAsia="Calibri"/>
-                <w:color w:val="000000"/>
-                <w:sz w:val="17"/>
-              </w:rPr>
-              <w:t xml:space="preserve">, </w:t>
-            </w:r>
-            <w:proofErr w:type="spellStart"/>
-            <w:r>
-              <w:rPr>
-                <w:rFonts w:eastAsia="Calibri"/>
-                <w:color w:val="000000"/>
-                <w:sz w:val="17"/>
-              </w:rPr>
-              <w:t>form_contact_presseverteiler</w:t>
-            </w:r>
-            <w:proofErr w:type="spellEnd"/>
-            <w:r>
-              <w:rPr>
-                <w:rFonts w:eastAsia="Calibri"/>
-                <w:color w:val="000000"/>
-                <w:sz w:val="17"/>
-              </w:rPr>
-              <w:t xml:space="preserve">, </w:t>
-            </w:r>
-            <w:proofErr w:type="spellStart"/>
-            <w:r>
-              <w:rPr>
-                <w:rFonts w:eastAsia="Calibri"/>
-                <w:color w:val="000000"/>
-                <w:sz w:val="17"/>
-              </w:rPr>
-              <w:t>form_contact_servicegarantien</w:t>
-            </w:r>
-            <w:proofErr w:type="spellEnd"/>
-            <w:r>
-              <w:rPr>
-                <w:rFonts w:eastAsia="Calibri"/>
-                <w:color w:val="000000"/>
-                <w:sz w:val="17"/>
-              </w:rPr>
-              <w:t xml:space="preserve">, </w:t>
-            </w:r>
-            <w:proofErr w:type="spellStart"/>
-            <w:r>
-              <w:rPr>
-                <w:rFonts w:eastAsia="Calibri"/>
-                <w:color w:val="000000"/>
-                <w:sz w:val="17"/>
-              </w:rPr>
-              <w:t>form_contact_wassersprudler</w:t>
-            </w:r>
-            <w:proofErr w:type="spellEnd"/>
-            <w:r>
-              <w:rPr>
-                <w:rFonts w:eastAsia="Calibri"/>
-                <w:color w:val="000000"/>
-                <w:sz w:val="17"/>
-              </w:rPr>
-              <w:t xml:space="preserve">, </w:t>
-            </w:r>
-            <w:proofErr w:type="spellStart"/>
-            <w:r>
-              <w:rPr>
-                <w:rFonts w:eastAsia="Calibri"/>
-                <w:color w:val="000000"/>
-                <w:sz w:val="17"/>
-              </w:rPr>
-              <w:t>form_contact_werksfuehrung</w:t>
-            </w:r>
-            <w:proofErr w:type="spellEnd"/>
-            <w:r>
-              <w:rPr>
-                <w:rFonts w:eastAsia="Calibri"/>
-                <w:color w:val="000000"/>
-                <w:sz w:val="17"/>
-              </w:rPr>
-              <w:t xml:space="preserve">, form_contact_zaehlerwechsel_p2 und </w:t>
-            </w:r>
-            <w:proofErr w:type="spellStart"/>
-            <w:r>
-              <w:rPr>
-                <w:rFonts w:eastAsia="Calibri"/>
-                <w:color w:val="000000"/>
-                <w:sz w:val="17"/>
-              </w:rPr>
-              <w:t>form_waerme_aus_abwasser</w:t>
-            </w:r>
-            <w:proofErr w:type="spellEnd"/>
-            <w:r>
-              <w:rPr>
-                <w:rFonts w:eastAsia="Calibri"/>
-                <w:color w:val="000000"/>
-                <w:sz w:val="17"/>
-              </w:rPr>
-              <w:t>.</w:t>
+              <w:t>Betroffene Contentklassen: formcycle_Formular_Integration sowie die fachspezifischen Klassen form_contact, form_contact_kundenbeirat, form_contact_kundenzentrum, form_contact_presseverteiler, form_contact_servicegarantien, form_contact_wassersprudler, form_contact_werksfuehrung, form_contact_zaehlerwechsel_p2 und form_waerme_aus_abwasser.</w:t>
             </w:r>
           </w:p>
           <w:p>
@@ -19588,18 +18392,8 @@
                 <w:color w:val="000000"/>
                 <w:sz w:val="17"/>
               </w:rPr>
-              <w:t xml:space="preserve">Laufend; Pflege der Formulare in </w:t>
-            </w:r>
-            <w:proofErr w:type="spellStart"/>
-            <w:r>
-              <w:rPr>
-                <w:rFonts w:eastAsia="Calibri"/>
-                <w:color w:val="000000"/>
-                <w:sz w:val="17"/>
-              </w:rPr>
-              <w:t>Formcycle</w:t>
-            </w:r>
-            <w:proofErr w:type="spellEnd"/>
+              <w:t>Laufend; Pflege der Formulare in Formcycle</w:t>
+            </w:r>
           </w:p>
         </w:tc>
         <w:tc>
@@ -19753,25 +18547,7 @@
                 <w:color w:val="000000"/>
                 <w:sz w:val="17"/>
               </w:rPr>
-              <w:t xml:space="preserve">Versand, Empfängerverwaltung und Kampagnen liegen in </w:t>
-            </w:r>
-            <w:proofErr w:type="spellStart"/>
-            <w:r>
-              <w:rPr>
-                <w:rFonts w:eastAsia="Calibri"/>
-                <w:color w:val="000000"/>
-                <w:sz w:val="17"/>
-              </w:rPr>
-              <w:t>Optimizely</w:t>
-            </w:r>
-            <w:proofErr w:type="spellEnd"/>
-            <w:r>
-              <w:rPr>
-                <w:rFonts w:eastAsia="Calibri"/>
-                <w:color w:val="000000"/>
-                <w:sz w:val="17"/>
-              </w:rPr>
-              <w:t>.</w:t>
+              <w:t>Versand, Empfängerverwaltung und Kampagnen liegen in Optimizely.</w:t>
             </w:r>
           </w:p>
           <w:p>
@@ -19789,25 +18565,7 @@
                 <w:color w:val="000000"/>
                 <w:sz w:val="17"/>
               </w:rPr>
-              <w:t>Die Anmeldung erfolgt über ein Formular auf bwb.de (Contentklasse form_newsletter_v2). Die Übergabe an Optimizely erfolgt über deren REST-API, angesprochen durch projekteigene PHP-Skripte. Die Bestätigung läuft im Double-</w:t>
-            </w:r>
-            <w:proofErr w:type="spellStart"/>
-            <w:r>
-              <w:rPr>
-                <w:rFonts w:eastAsia="Calibri"/>
-                <w:color w:val="000000"/>
-                <w:sz w:val="17"/>
-              </w:rPr>
-              <w:t>Opt</w:t>
-            </w:r>
-            <w:proofErr w:type="spellEnd"/>
-            <w:r>
-              <w:rPr>
-                <w:rFonts w:eastAsia="Calibri"/>
-                <w:color w:val="000000"/>
-                <w:sz w:val="17"/>
-              </w:rPr>
-              <w:t>-in-Verfahren.</w:t>
+              <w:t>Die Anmeldung erfolgt über ein Formular auf bwb.de (Contentklasse form_newsletter_v2). Die Übergabe an Optimizely erfolgt über deren REST-API, angesprochen durch projekteigene PHP-Skripte. Die Bestätigung läuft im Double-Opt-in-Verfahren.</w:t>
             </w:r>
           </w:p>
         </w:tc>
@@ -19880,16 +18638,7 @@
                 <w:color w:val="000000"/>
                 <w:sz w:val="17"/>
               </w:rPr>
-              <w:t>Optimizely selbst bleibt unverändert und ist nicht Mig</w:t>
-            </w:r>
-            <w:r>
-              <w:rPr>
-                <w:rFonts w:eastAsia="Calibri"/>
-                <w:color w:val="000000"/>
-                <w:sz w:val="17"/>
-              </w:rPr>
-              <w:lastRenderedPageBreak/>
-              <w:t>rationsgegenstand.</w:t>
+              <w:t>Optimizely selbst bleibt unverändert und ist nicht Migrationsgegenstand.</w:t>
             </w:r>
           </w:p>
         </w:tc>
@@ -19917,20 +18666,8 @@
                 <w:sz w:val="17"/>
               </w:rPr>
               <w:lastRenderedPageBreak/>
-              <w:t xml:space="preserve">Kundenportal Privat- und </w:t>
-            </w:r>
-            <w:proofErr w:type="spellStart"/>
-            <w:proofErr w:type="gramStart"/>
-            <w:r>
-              <w:rPr>
-                <w:rFonts w:eastAsia="Calibri"/>
-                <w:color w:val="000000"/>
-                <w:sz w:val="17"/>
-              </w:rPr>
-              <w:t>Gewerbekund:innen</w:t>
-            </w:r>
-            <w:proofErr w:type="spellEnd"/>
-            <w:proofErr w:type="gramEnd"/>
+              <w:t>Kundenportal Privat- und Gewerbekund:innen</w:t>
+            </w:r>
           </w:p>
         </w:tc>
         <w:tc>
@@ -20009,43 +18746,7 @@
                 <w:color w:val="000000"/>
                 <w:sz w:val="17"/>
               </w:rPr>
-              <w:t>Verlinktes Umsystem unter kundenportal.bwb.de (Login im Seitenkopf); Registrierung über registrierung.bwb.de/</w:t>
-            </w:r>
-            <w:proofErr w:type="spellStart"/>
-            <w:r>
-              <w:rPr>
-                <w:rFonts w:eastAsia="Calibri"/>
-                <w:color w:val="000000"/>
-                <w:sz w:val="17"/>
-              </w:rPr>
-              <w:t>selma</w:t>
-            </w:r>
-            <w:proofErr w:type="spellEnd"/>
-            <w:r>
-              <w:rPr>
-                <w:rFonts w:eastAsia="Calibri"/>
-                <w:color w:val="000000"/>
-                <w:sz w:val="17"/>
-              </w:rPr>
-              <w:t>/</w:t>
-            </w:r>
-            <w:proofErr w:type="spellStart"/>
-            <w:r>
-              <w:rPr>
-                <w:rFonts w:eastAsia="Calibri"/>
-                <w:color w:val="000000"/>
-                <w:sz w:val="17"/>
-              </w:rPr>
-              <w:t>register</w:t>
-            </w:r>
-            <w:proofErr w:type="spellEnd"/>
-            <w:r>
-              <w:rPr>
-                <w:rFonts w:eastAsia="Calibri"/>
-                <w:color w:val="000000"/>
-                <w:sz w:val="17"/>
-              </w:rPr>
-              <w:t>.</w:t>
+              <w:t>Verlinktes Umsystem unter kundenportal.bwb.de (Login im Seitenkopf); Registrierung über registrierung.bwb.de/selma/register.</w:t>
             </w:r>
           </w:p>
           <w:p>
@@ -20063,25 +18764,7 @@
                 <w:color w:val="000000"/>
                 <w:sz w:val="17"/>
               </w:rPr>
-              <w:t>Öffentliche Vorgänge ohne Anmeldung (Zählerstandsmeldung, Umzug, Eigentümerwechsel, Hausanschluss) werden unter kundenportal.bwb.de/portal-</w:t>
-            </w:r>
-            <w:proofErr w:type="spellStart"/>
-            <w:r>
-              <w:rPr>
-                <w:rFonts w:eastAsia="Calibri"/>
-                <w:color w:val="000000"/>
-                <w:sz w:val="17"/>
-              </w:rPr>
-              <w:t>public</w:t>
-            </w:r>
-            <w:proofErr w:type="spellEnd"/>
-            <w:r>
-              <w:rPr>
-                <w:rFonts w:eastAsia="Calibri"/>
-                <w:color w:val="000000"/>
-                <w:sz w:val="17"/>
-              </w:rPr>
-              <w:t xml:space="preserve"> aus dem CMS heraus verlinkt.</w:t>
+              <w:t>Öffentliche Vorgänge ohne Anmeldung (Zählerstandsmeldung, Umzug, Eigentümerwechsel, Hausanschluss) werden unter kundenportal.bwb.de/portal-public aus dem CMS heraus verlinkt.</w:t>
             </w:r>
           </w:p>
         </w:tc>
@@ -20207,23 +18890,13 @@
             <w:pPr>
               <w:spacing w:after="0" w:line="252" w:lineRule="auto"/>
             </w:pPr>
-            <w:proofErr w:type="spellStart"/>
-            <w:r>
-              <w:rPr>
-                <w:rFonts w:eastAsia="Calibri"/>
-                <w:color w:val="000000"/>
-                <w:sz w:val="17"/>
-              </w:rPr>
-              <w:t>Zählerstandsverwaltung</w:t>
-            </w:r>
-            <w:proofErr w:type="spellEnd"/>
-            <w:r>
-              <w:rPr>
-                <w:rFonts w:eastAsia="Calibri"/>
-                <w:color w:val="000000"/>
-                <w:sz w:val="17"/>
-              </w:rPr>
-              <w:t xml:space="preserve"> für Großkunden und Hausverwaltungen</w:t>
+            <w:r>
+              <w:rPr>
+                <w:rFonts w:eastAsia="Calibri"/>
+                <w:color w:val="000000"/>
+                <w:sz w:val="17"/>
+              </w:rPr>
+              <w:t>Zählerstandsverwaltung für Großkunden und Hausverwaltungen</w:t>
             </w:r>
           </w:p>
         </w:tc>
@@ -20248,43 +18921,7 @@
                 <w:color w:val="000000"/>
                 <w:sz w:val="17"/>
               </w:rPr>
-              <w:t>Verlinktes Umsystem unter h2pro.bwb.de (</w:t>
-            </w:r>
-            <w:proofErr w:type="spellStart"/>
-            <w:r>
-              <w:rPr>
-                <w:rFonts w:eastAsia="Calibri"/>
-                <w:color w:val="000000"/>
-                <w:sz w:val="17"/>
-              </w:rPr>
-              <w:t>powercommerce</w:t>
-            </w:r>
-            <w:proofErr w:type="spellEnd"/>
-            <w:r>
-              <w:rPr>
-                <w:rFonts w:eastAsia="Calibri"/>
-                <w:color w:val="000000"/>
-                <w:sz w:val="17"/>
-              </w:rPr>
-              <w:t>), Einstieg über bwb.de/de/</w:t>
-            </w:r>
-            <w:proofErr w:type="spellStart"/>
-            <w:r>
-              <w:rPr>
-                <w:rFonts w:eastAsia="Calibri"/>
-                <w:color w:val="000000"/>
-                <w:sz w:val="17"/>
-              </w:rPr>
-              <w:t>kundenportale.php</w:t>
-            </w:r>
-            <w:proofErr w:type="spellEnd"/>
-            <w:r>
-              <w:rPr>
-                <w:rFonts w:eastAsia="Calibri"/>
-                <w:color w:val="000000"/>
-                <w:sz w:val="17"/>
-              </w:rPr>
-              <w:t>.</w:t>
+              <w:t>Verlinktes Umsystem unter h2pro.bwb.de (powercommerce), Einstieg über bwb.de/de/kundenportale.php.</w:t>
             </w:r>
           </w:p>
         </w:tc>
@@ -20360,34 +18997,14 @@
             <w:pPr>
               <w:spacing w:after="0" w:line="252" w:lineRule="auto"/>
             </w:pPr>
-            <w:proofErr w:type="spellStart"/>
-            <w:r>
-              <w:rPr>
-                <w:rFonts w:eastAsia="Calibri"/>
-                <w:color w:val="000000"/>
-                <w:sz w:val="17"/>
-              </w:rPr>
-              <w:t>Installateurverzeichnis</w:t>
-            </w:r>
-            <w:proofErr w:type="spellEnd"/>
-            <w:r>
-              <w:rPr>
-                <w:rFonts w:eastAsia="Calibri"/>
-                <w:color w:val="000000"/>
-                <w:sz w:val="17"/>
-              </w:rPr>
-              <w:t xml:space="preserve"> und </w:t>
-            </w:r>
-            <w:proofErr w:type="spellStart"/>
-            <w:r>
-              <w:rPr>
-                <w:rFonts w:eastAsia="Calibri"/>
-                <w:color w:val="000000"/>
-                <w:sz w:val="17"/>
-              </w:rPr>
-              <w:t>Installateurportal</w:t>
-            </w:r>
-            <w:proofErr w:type="spellEnd"/>
+            <w:r>
+              <w:rPr>
+                <w:rFonts w:eastAsia="Calibri"/>
+                <w:color w:val="000000"/>
+                <w:sz w:val="17"/>
+              </w:rPr>
+              <w:t>Installateurverzeichnis und Installateurportal</w:t>
+            </w:r>
           </w:p>
         </w:tc>
         <w:tc>
@@ -20466,43 +19083,7 @@
                 <w:color w:val="000000"/>
                 <w:sz w:val="17"/>
               </w:rPr>
-              <w:t xml:space="preserve">Das </w:t>
-            </w:r>
-            <w:proofErr w:type="spellStart"/>
-            <w:r>
-              <w:rPr>
-                <w:rFonts w:eastAsia="Calibri"/>
-                <w:color w:val="000000"/>
-                <w:sz w:val="17"/>
-              </w:rPr>
-              <w:t>Installateurverzeichnis</w:t>
-            </w:r>
-            <w:proofErr w:type="spellEnd"/>
-            <w:r>
-              <w:rPr>
-                <w:rFonts w:eastAsia="Calibri"/>
-                <w:color w:val="000000"/>
-                <w:sz w:val="17"/>
-              </w:rPr>
-              <w:t xml:space="preserve"> ist eine eigenständige Anwendung, die von der BWB-IT entwickelt und gepflegt wird. Sie wird auf bwb.de in die Seite eingebunden und bietet die Suche </w:t>
-            </w:r>
-            <w:proofErr w:type="gramStart"/>
-            <w:r>
-              <w:rPr>
-                <w:rFonts w:eastAsia="Calibri"/>
-                <w:color w:val="000000"/>
-                <w:sz w:val="17"/>
-              </w:rPr>
-              <w:t>nach Name</w:t>
-            </w:r>
-            <w:proofErr w:type="gramEnd"/>
-            <w:r>
-              <w:rPr>
-                <w:rFonts w:eastAsia="Calibri"/>
-                <w:color w:val="000000"/>
-                <w:sz w:val="17"/>
-              </w:rPr>
-              <w:t>, Ortsteil und Postleitzahl sowie die Ausweisprüfung über Nummer der Fachkraft und Prüfkennung.</w:t>
+              <w:t>Das Installateurverzeichnis ist eine eigenständige Anwendung, die von der BWB-IT entwickelt und gepflegt wird. Sie wird auf bwb.de in die Seite eingebunden und bietet die Suche nach Name, Ortsteil und Postleitzahl sowie die Ausweisprüfung über Nummer der Fachkraft und Prüfkennung.</w:t>
             </w:r>
           </w:p>
           <w:p>
@@ -20520,43 +19101,7 @@
                 <w:color w:val="000000"/>
                 <w:sz w:val="17"/>
               </w:rPr>
-              <w:t xml:space="preserve">Das </w:t>
-            </w:r>
-            <w:proofErr w:type="spellStart"/>
-            <w:r>
-              <w:rPr>
-                <w:rFonts w:eastAsia="Calibri"/>
-                <w:color w:val="000000"/>
-                <w:sz w:val="17"/>
-              </w:rPr>
-              <w:t>Installateurportal</w:t>
-            </w:r>
-            <w:proofErr w:type="spellEnd"/>
-            <w:r>
-              <w:rPr>
-                <w:rFonts w:eastAsia="Calibri"/>
-                <w:color w:val="000000"/>
-                <w:sz w:val="17"/>
-              </w:rPr>
-              <w:t xml:space="preserve"> für Fachbetriebe unter apps.bwb.de/</w:t>
-            </w:r>
-            <w:proofErr w:type="spellStart"/>
-            <w:r>
-              <w:rPr>
-                <w:rFonts w:eastAsia="Calibri"/>
-                <w:color w:val="000000"/>
-                <w:sz w:val="17"/>
-              </w:rPr>
-              <w:t>installateur</w:t>
-            </w:r>
-            <w:proofErr w:type="spellEnd"/>
-            <w:r>
-              <w:rPr>
-                <w:rFonts w:eastAsia="Calibri"/>
-                <w:color w:val="000000"/>
-                <w:sz w:val="17"/>
-              </w:rPr>
-              <w:t xml:space="preserve"> wird lediglich verlinkt.</w:t>
+              <w:t>Das Installateurportal für Fachbetriebe unter apps.bwb.de/installateur wird lediglich verlinkt.</w:t>
             </w:r>
           </w:p>
         </w:tc>
@@ -20731,25 +19276,7 @@
                 <w:color w:val="000000"/>
                 <w:sz w:val="17"/>
               </w:rPr>
-              <w:t>Verlinktes Umsystem unter zso.berlinwasser.de/</w:t>
-            </w:r>
-            <w:proofErr w:type="spellStart"/>
-            <w:r>
-              <w:rPr>
-                <w:rFonts w:eastAsia="Calibri"/>
-                <w:color w:val="000000"/>
-                <w:sz w:val="17"/>
-              </w:rPr>
-              <w:t>endkunde</w:t>
-            </w:r>
-            <w:proofErr w:type="spellEnd"/>
-            <w:r>
-              <w:rPr>
-                <w:rFonts w:eastAsia="Calibri"/>
-                <w:color w:val="000000"/>
-                <w:sz w:val="17"/>
-              </w:rPr>
-              <w:t>, Einstieg aus dem Kundenservice-Bereich.</w:t>
+              <w:t>Verlinktes Umsystem unter zso.berlinwasser.de/endkunde, Einstieg aus dem Kundenservice-Bereich.</w:t>
             </w:r>
           </w:p>
         </w:tc>
@@ -20929,25 +19456,7 @@
                 <w:color w:val="000000"/>
                 <w:sz w:val="17"/>
               </w:rPr>
-              <w:t>Sie ist unter dem Pfad www.bwb.de/zoma/ erreichbar und liegt außerhalb des CMS-</w:t>
-            </w:r>
-            <w:proofErr w:type="spellStart"/>
-            <w:r>
-              <w:rPr>
-                <w:rFonts w:eastAsia="Calibri"/>
-                <w:color w:val="000000"/>
-                <w:sz w:val="17"/>
-              </w:rPr>
-              <w:t>Contentbaums</w:t>
-            </w:r>
-            <w:proofErr w:type="spellEnd"/>
-            <w:r>
-              <w:rPr>
-                <w:rFonts w:eastAsia="Calibri"/>
-                <w:color w:val="000000"/>
-                <w:sz w:val="17"/>
-              </w:rPr>
-              <w:t>.</w:t>
+              <w:t>Sie ist unter dem Pfad www.bwb.de/zoma/ erreichbar und liegt außerhalb des CMS-Contentbaums.</w:t>
             </w:r>
           </w:p>
         </w:tc>
@@ -21403,25 +19912,7 @@
                 <w:color w:val="000000"/>
                 <w:sz w:val="17"/>
               </w:rPr>
-              <w:t>Störungsannahme mit Videounterstützung (</w:t>
-            </w:r>
-            <w:proofErr w:type="spellStart"/>
-            <w:r>
-              <w:rPr>
-                <w:rFonts w:eastAsia="Calibri"/>
-                <w:color w:val="000000"/>
-                <w:sz w:val="17"/>
-              </w:rPr>
-              <w:t>EmergencyEye</w:t>
-            </w:r>
-            <w:proofErr w:type="spellEnd"/>
-            <w:r>
-              <w:rPr>
-                <w:rFonts w:eastAsia="Calibri"/>
-                <w:color w:val="000000"/>
-                <w:sz w:val="17"/>
-              </w:rPr>
-              <w:t>)</w:t>
+              <w:t>Störungsannahme mit Videounterstützung (EmergencyEye)</w:t>
             </w:r>
           </w:p>
         </w:tc>
@@ -21628,25 +20119,7 @@
                 <w:color w:val="000000"/>
                 <w:sz w:val="17"/>
               </w:rPr>
-              <w:t xml:space="preserve">Information </w:t>
-            </w:r>
-            <w:proofErr w:type="gramStart"/>
-            <w:r>
-              <w:rPr>
-                <w:rFonts w:eastAsia="Calibri"/>
-                <w:color w:val="000000"/>
-                <w:sz w:val="17"/>
-              </w:rPr>
-              <w:t>über laufende</w:t>
-            </w:r>
-            <w:proofErr w:type="gramEnd"/>
-            <w:r>
-              <w:rPr>
-                <w:rFonts w:eastAsia="Calibri"/>
-                <w:color w:val="000000"/>
-                <w:sz w:val="17"/>
-              </w:rPr>
-              <w:t xml:space="preserve"> Bauvorhaben</w:t>
+              <w:t>Information über laufende Bauvorhaben</w:t>
             </w:r>
           </w:p>
         </w:tc>
@@ -21970,25 +20443,7 @@
                 <w:sz w:val="17"/>
               </w:rPr>
               <w:lastRenderedPageBreak/>
-              <w:t>Rich-Media-Anwendung im CMS (</w:t>
-            </w:r>
-            <w:proofErr w:type="spellStart"/>
-            <w:r>
-              <w:rPr>
-                <w:rFonts w:eastAsia="Calibri"/>
-                <w:color w:val="000000"/>
-                <w:sz w:val="17"/>
-              </w:rPr>
-              <w:t>RichMediaMap</w:t>
-            </w:r>
-            <w:proofErr w:type="spellEnd"/>
-            <w:r>
-              <w:rPr>
-                <w:rFonts w:eastAsia="Calibri"/>
-                <w:color w:val="000000"/>
-                <w:sz w:val="17"/>
-              </w:rPr>
-              <w:t>)</w:t>
+              <w:t>Rich-Media-Anwendung im CMS (RichMediaMap)</w:t>
             </w:r>
           </w:p>
         </w:tc>
@@ -22190,27 +20645,7 @@
                 <w:sz w:val="17"/>
                 <w:lang w:val="en-US"/>
               </w:rPr>
-              <w:t>Social-Media-</w:t>
-            </w:r>
-            <w:proofErr w:type="spellStart"/>
-            <w:r>
-              <w:rPr>
-                <w:rFonts w:eastAsia="Calibri"/>
-                <w:color w:val="000000"/>
-                <w:sz w:val="17"/>
-                <w:lang w:val="en-US"/>
-              </w:rPr>
-              <w:t>Kanäle</w:t>
-            </w:r>
-            <w:proofErr w:type="spellEnd"/>
-            <w:r>
-              <w:rPr>
-                <w:rFonts w:eastAsia="Calibri"/>
-                <w:color w:val="000000"/>
-                <w:sz w:val="17"/>
-                <w:lang w:val="en-US"/>
-              </w:rPr>
-              <w:t xml:space="preserve"> und Social Wall</w:t>
+              <w:t>Social-Media-Kanäle und Social Wall</w:t>
             </w:r>
           </w:p>
         </w:tc>
@@ -22260,25 +20695,7 @@
                 <w:color w:val="000000"/>
                 <w:sz w:val="17"/>
               </w:rPr>
-              <w:t xml:space="preserve">Verweis auf und Einbindung von </w:t>
-            </w:r>
-            <w:proofErr w:type="spellStart"/>
-            <w:r>
-              <w:rPr>
-                <w:rFonts w:eastAsia="Calibri"/>
-                <w:color w:val="000000"/>
-                <w:sz w:val="17"/>
-              </w:rPr>
-              <w:t>Social</w:t>
-            </w:r>
-            <w:proofErr w:type="spellEnd"/>
-            <w:r>
-              <w:rPr>
-                <w:rFonts w:eastAsia="Calibri"/>
-                <w:color w:val="000000"/>
-                <w:sz w:val="17"/>
-              </w:rPr>
-              <w:t>-Media-Inhalten</w:t>
+              <w:t>Verweis auf und Einbindung von Social-Media-Inhalten</w:t>
             </w:r>
           </w:p>
         </w:tc>
@@ -22303,43 +20720,7 @@
                 <w:color w:val="000000"/>
                 <w:sz w:val="17"/>
               </w:rPr>
-              <w:t xml:space="preserve">Verlinkung zu YouTube, Facebook, X, Flickr, Instagram und LinkedIn; im Projekt besteht zusätzlich eine </w:t>
-            </w:r>
-            <w:proofErr w:type="spellStart"/>
-            <w:r>
-              <w:rPr>
-                <w:rFonts w:eastAsia="Calibri"/>
-                <w:color w:val="000000"/>
-                <w:sz w:val="17"/>
-              </w:rPr>
-              <w:t>Contentklasse</w:t>
-            </w:r>
-            <w:proofErr w:type="spellEnd"/>
-            <w:r>
-              <w:rPr>
-                <w:rFonts w:eastAsia="Calibri"/>
-                <w:color w:val="000000"/>
-                <w:sz w:val="17"/>
-              </w:rPr>
-              <w:t xml:space="preserve"> </w:t>
-            </w:r>
-            <w:proofErr w:type="spellStart"/>
-            <w:r>
-              <w:rPr>
-                <w:rFonts w:eastAsia="Calibri"/>
-                <w:color w:val="000000"/>
-                <w:sz w:val="17"/>
-              </w:rPr>
-              <w:t>Social</w:t>
-            </w:r>
-            <w:proofErr w:type="spellEnd"/>
-            <w:r>
-              <w:rPr>
-                <w:rFonts w:eastAsia="Calibri"/>
-                <w:color w:val="000000"/>
-                <w:sz w:val="17"/>
-              </w:rPr>
-              <w:t xml:space="preserve"> Wall (derzeit ohne veröffentlichte Seiten).</w:t>
+              <w:t>Verlinkung zu YouTube, Facebook, X, Flickr, Instagram und LinkedIn; im Projekt besteht zusätzlich eine Contentklasse Social Wall (derzeit ohne veröffentlichte Seiten).</w:t>
             </w:r>
           </w:p>
         </w:tc>
@@ -22496,61 +20877,7 @@
                 <w:color w:val="000000"/>
                 <w:sz w:val="17"/>
               </w:rPr>
-              <w:t xml:space="preserve">Die </w:t>
-            </w:r>
-            <w:proofErr w:type="spellStart"/>
-            <w:r>
-              <w:rPr>
-                <w:rFonts w:eastAsia="Calibri"/>
-                <w:color w:val="000000"/>
-                <w:sz w:val="17"/>
-              </w:rPr>
-              <w:t>Contentklasse</w:t>
-            </w:r>
-            <w:proofErr w:type="spellEnd"/>
-            <w:r>
-              <w:rPr>
-                <w:rFonts w:eastAsia="Calibri"/>
-                <w:color w:val="000000"/>
-                <w:sz w:val="17"/>
-              </w:rPr>
-              <w:t xml:space="preserve"> </w:t>
-            </w:r>
-            <w:proofErr w:type="spellStart"/>
-            <w:r>
-              <w:rPr>
-                <w:rFonts w:eastAsia="Calibri"/>
-                <w:color w:val="000000"/>
-                <w:sz w:val="17"/>
-              </w:rPr>
-              <w:t>Embed</w:t>
-            </w:r>
-            <w:proofErr w:type="spellEnd"/>
-            <w:r>
-              <w:rPr>
-                <w:rFonts w:eastAsia="Calibri"/>
-                <w:color w:val="000000"/>
-                <w:sz w:val="17"/>
-              </w:rPr>
-              <w:t xml:space="preserve"> Box (67) dient überwiegend der Einbindung des Bilderdienstes Flickr, über den Bildstrecken bereitgestellt werden. Ergänzend bindet die </w:t>
-            </w:r>
-            <w:proofErr w:type="spellStart"/>
-            <w:r>
-              <w:rPr>
-                <w:rFonts w:eastAsia="Calibri"/>
-                <w:color w:val="000000"/>
-                <w:sz w:val="17"/>
-              </w:rPr>
-              <w:t>Contentklasse</w:t>
-            </w:r>
-            <w:proofErr w:type="spellEnd"/>
-            <w:r>
-              <w:rPr>
-                <w:rFonts w:eastAsia="Calibri"/>
-                <w:color w:val="000000"/>
-                <w:sz w:val="17"/>
-              </w:rPr>
-              <w:t xml:space="preserve"> iFrame (4) einzelne fremde Inhalte ein.</w:t>
+              <w:t>Die Contentklasse Embed Box (67) dient überwiegend der Einbindung des Bilderdienstes Flickr, über den Bildstrecken bereitgestellt werden. Ergänzend bindet die Contentklasse iFrame (4) einzelne fremde Inhalte ein.</w:t>
             </w:r>
           </w:p>
           <w:p>
@@ -22568,25 +20895,7 @@
                 <w:color w:val="000000"/>
                 <w:sz w:val="17"/>
               </w:rPr>
-              <w:t xml:space="preserve">Über die </w:t>
-            </w:r>
-            <w:proofErr w:type="spellStart"/>
-            <w:r>
-              <w:rPr>
-                <w:rFonts w:eastAsia="Calibri"/>
-                <w:color w:val="000000"/>
-                <w:sz w:val="17"/>
-              </w:rPr>
-              <w:t>Contentklasse</w:t>
-            </w:r>
-            <w:proofErr w:type="spellEnd"/>
-            <w:r>
-              <w:rPr>
-                <w:rFonts w:eastAsia="Calibri"/>
-                <w:color w:val="000000"/>
-                <w:sz w:val="17"/>
-              </w:rPr>
-              <w:t xml:space="preserve"> Rich Media (7) haben Redaktion und IT weitere Einbettungen vorgenommen.</w:t>
+              <w:t>Über die Contentklasse Rich Media (7) haben Redaktion und IT weitere Einbettungen vorgenommen.</w:t>
             </w:r>
           </w:p>
           <w:p>
@@ -22604,25 +20913,7 @@
                 <w:color w:val="000000"/>
                 <w:sz w:val="17"/>
               </w:rPr>
-              <w:t xml:space="preserve">Die </w:t>
-            </w:r>
-            <w:proofErr w:type="spellStart"/>
-            <w:r>
-              <w:rPr>
-                <w:rFonts w:eastAsia="Calibri"/>
-                <w:color w:val="000000"/>
-                <w:sz w:val="17"/>
-              </w:rPr>
-              <w:t>Contentklasse</w:t>
-            </w:r>
-            <w:proofErr w:type="spellEnd"/>
-            <w:r>
-              <w:rPr>
-                <w:rFonts w:eastAsia="Calibri"/>
-                <w:color w:val="000000"/>
-                <w:sz w:val="17"/>
-              </w:rPr>
-              <w:t xml:space="preserve"> Rich Media Asset (26) wird derzeit nicht produktiv genutzt.</w:t>
+              <w:t>Die Contentklasse Rich Media Asset (26) wird derzeit nicht produktiv genutzt.</w:t>
             </w:r>
           </w:p>
         </w:tc>
@@ -22728,14 +21019,9 @@
       <w:pPr>
         <w:pStyle w:val="berschrift1"/>
       </w:pPr>
-      <w:proofErr w:type="gramStart"/>
       <w:r>
         <w:lastRenderedPageBreak/>
-        <w:t>4  Zusammenspiel</w:t>
-      </w:r>
-      <w:proofErr w:type="gramEnd"/>
-      <w:r>
-        <w:t xml:space="preserve"> der Bestandteile</w:t>
+        <w:t>4  Zusammenspiel der Bestandteile</w:t>
       </w:r>
     </w:p>
     <w:p>
@@ -22764,223 +21050,7 @@
           <w:color w:val="000000"/>
           <w:sz w:val="19"/>
         </w:rPr>
-        <w:t xml:space="preserve">Die Inhalte von bwb.de werden im OpenText WSM Management Server im Projekt BWB_DE redaktionell gepflegt, freigegeben und veröffentlicht. Die Seiten werden aus </w:t>
-      </w:r>
-      <w:proofErr w:type="spellStart"/>
-      <w:r>
-        <w:rPr>
-          <w:rFonts w:eastAsia="Calibri"/>
-          <w:color w:val="000000"/>
-          <w:sz w:val="19"/>
-        </w:rPr>
-        <w:t>Contentklassen</w:t>
-      </w:r>
-      <w:proofErr w:type="spellEnd"/>
-      <w:r>
-        <w:rPr>
-          <w:rFonts w:eastAsia="Calibri"/>
-          <w:color w:val="000000"/>
-          <w:sz w:val="19"/>
-        </w:rPr>
-        <w:t xml:space="preserve"> vom Typ „Seite“ aufgebaut und mit Inhaltsbausteinen vom Typ „</w:t>
-      </w:r>
-      <w:proofErr w:type="spellStart"/>
-      <w:r>
-        <w:rPr>
-          <w:rFonts w:eastAsia="Calibri"/>
-          <w:color w:val="000000"/>
-          <w:sz w:val="19"/>
-        </w:rPr>
-        <w:t>Snippet</w:t>
-      </w:r>
-      <w:proofErr w:type="spellEnd"/>
-      <w:r>
-        <w:rPr>
-          <w:rFonts w:eastAsia="Calibri"/>
-          <w:color w:val="000000"/>
-          <w:sz w:val="19"/>
-        </w:rPr>
-        <w:t xml:space="preserve">“ angereichert; Navigation, Header, Footer, </w:t>
-      </w:r>
-      <w:proofErr w:type="spellStart"/>
-      <w:r>
-        <w:rPr>
-          <w:rFonts w:eastAsia="Calibri"/>
-          <w:color w:val="000000"/>
-          <w:sz w:val="19"/>
-        </w:rPr>
-        <w:t>Breadcrumb</w:t>
-      </w:r>
-      <w:proofErr w:type="spellEnd"/>
-      <w:r>
-        <w:rPr>
-          <w:rFonts w:eastAsia="Calibri"/>
-          <w:color w:val="000000"/>
-          <w:sz w:val="19"/>
-        </w:rPr>
-        <w:t xml:space="preserve"> und Sitemap werden über eigene </w:t>
-      </w:r>
-      <w:proofErr w:type="spellStart"/>
-      <w:r>
-        <w:rPr>
-          <w:rFonts w:eastAsia="Calibri"/>
-          <w:color w:val="000000"/>
-          <w:sz w:val="19"/>
-        </w:rPr>
-        <w:t>Contentklassen</w:t>
-      </w:r>
-      <w:proofErr w:type="spellEnd"/>
-      <w:r>
-        <w:rPr>
-          <w:rFonts w:eastAsia="Calibri"/>
-          <w:color w:val="000000"/>
-          <w:sz w:val="19"/>
-        </w:rPr>
-        <w:t xml:space="preserve"> erzeugt. Technische </w:t>
-      </w:r>
-      <w:proofErr w:type="spellStart"/>
-      <w:r>
-        <w:rPr>
-          <w:rFonts w:eastAsia="Calibri"/>
-          <w:color w:val="000000"/>
-          <w:sz w:val="19"/>
-        </w:rPr>
-        <w:t>Contentklassen</w:t>
-      </w:r>
-      <w:proofErr w:type="spellEnd"/>
-      <w:r>
-        <w:rPr>
-          <w:rFonts w:eastAsia="Calibri"/>
-          <w:color w:val="000000"/>
-          <w:sz w:val="19"/>
-        </w:rPr>
-        <w:t xml:space="preserve"> wie </w:t>
-      </w:r>
-      <w:proofErr w:type="spellStart"/>
-      <w:r>
-        <w:rPr>
-          <w:rFonts w:eastAsia="Calibri"/>
-          <w:color w:val="000000"/>
-          <w:sz w:val="19"/>
-        </w:rPr>
-        <w:t>before_all_includer</w:t>
-      </w:r>
-      <w:proofErr w:type="spellEnd"/>
-      <w:r>
-        <w:rPr>
-          <w:rFonts w:eastAsia="Calibri"/>
-          <w:color w:val="000000"/>
-          <w:sz w:val="19"/>
-        </w:rPr>
-        <w:t xml:space="preserve">, </w:t>
-      </w:r>
-      <w:proofErr w:type="spellStart"/>
-      <w:r>
-        <w:rPr>
-          <w:rFonts w:eastAsia="Calibri"/>
-          <w:color w:val="000000"/>
-          <w:sz w:val="19"/>
-        </w:rPr>
-        <w:t>preexecute_container</w:t>
-      </w:r>
-      <w:proofErr w:type="spellEnd"/>
-      <w:r>
-        <w:rPr>
-          <w:rFonts w:eastAsia="Calibri"/>
-          <w:color w:val="000000"/>
-          <w:sz w:val="19"/>
-        </w:rPr>
-        <w:t xml:space="preserve">, </w:t>
-      </w:r>
-      <w:proofErr w:type="spellStart"/>
-      <w:r>
-        <w:rPr>
-          <w:rFonts w:eastAsia="Calibri"/>
-          <w:color w:val="000000"/>
-          <w:sz w:val="19"/>
-        </w:rPr>
-        <w:t>preexecute_include</w:t>
-      </w:r>
-      <w:proofErr w:type="spellEnd"/>
-      <w:r>
-        <w:rPr>
-          <w:rFonts w:eastAsia="Calibri"/>
-          <w:color w:val="000000"/>
-          <w:sz w:val="19"/>
-        </w:rPr>
-        <w:t xml:space="preserve">, </w:t>
-      </w:r>
-      <w:proofErr w:type="spellStart"/>
-      <w:r>
-        <w:rPr>
-          <w:rFonts w:eastAsia="Calibri"/>
-          <w:color w:val="000000"/>
-          <w:sz w:val="19"/>
-        </w:rPr>
-        <w:t>includes_collection</w:t>
-      </w:r>
-      <w:proofErr w:type="spellEnd"/>
-      <w:r>
-        <w:rPr>
-          <w:rFonts w:eastAsia="Calibri"/>
-          <w:color w:val="000000"/>
-          <w:sz w:val="19"/>
-        </w:rPr>
-        <w:t xml:space="preserve">, </w:t>
-      </w:r>
-      <w:proofErr w:type="spellStart"/>
-      <w:r>
-        <w:rPr>
-          <w:rFonts w:eastAsia="Calibri"/>
-          <w:color w:val="000000"/>
-          <w:sz w:val="19"/>
-        </w:rPr>
-        <w:t>top_styles_and_scripts</w:t>
-      </w:r>
-      <w:proofErr w:type="spellEnd"/>
-      <w:r>
-        <w:rPr>
-          <w:rFonts w:eastAsia="Calibri"/>
-          <w:color w:val="000000"/>
-          <w:sz w:val="19"/>
-        </w:rPr>
-        <w:t xml:space="preserve">, </w:t>
-      </w:r>
-      <w:proofErr w:type="spellStart"/>
-      <w:r>
-        <w:rPr>
-          <w:rFonts w:eastAsia="Calibri"/>
-          <w:color w:val="000000"/>
-          <w:sz w:val="19"/>
-        </w:rPr>
-        <w:t>bottom_scripts</w:t>
-      </w:r>
-      <w:proofErr w:type="spellEnd"/>
-      <w:r>
-        <w:rPr>
-          <w:rFonts w:eastAsia="Calibri"/>
-          <w:color w:val="000000"/>
-          <w:sz w:val="19"/>
-        </w:rPr>
-        <w:t xml:space="preserve"> und </w:t>
-      </w:r>
-      <w:proofErr w:type="spellStart"/>
-      <w:r>
-        <w:rPr>
-          <w:rFonts w:eastAsia="Calibri"/>
-          <w:color w:val="000000"/>
-          <w:sz w:val="19"/>
-        </w:rPr>
-        <w:t>global_labels</w:t>
-      </w:r>
-      <w:proofErr w:type="spellEnd"/>
-      <w:r>
-        <w:rPr>
-          <w:rFonts w:eastAsia="Calibri"/>
-          <w:color w:val="000000"/>
-          <w:sz w:val="19"/>
-        </w:rPr>
-        <w:t xml:space="preserve"> steuern Einbindungen und projektweite Konfiguration; HTML, CSS und JavaScript wurden außerhalb des CMS entwickelt.</w:t>
+        <w:t>Die Inhalte von bwb.de werden im OpenText WSM Management Server im Projekt BWB_DE redaktionell gepflegt, freigegeben und veröffentlicht. Die Seiten werden aus Contentklassen vom Typ „Seite“ aufgebaut und mit Inhaltsbausteinen vom Typ „Snippet“ angereichert; Navigation, Header, Footer, Breadcrumb und Sitemap werden über eigene Contentklassen erzeugt. Technische Contentklassen wie before_all_includer, preexecute_container, preexecute_include, includes_collection, top_styles_and_scripts, bottom_scripts und global_labels steuern Einbindungen und projektweite Konfiguration; HTML, CSS und JavaScript wurden außerhalb des CMS entwickelt.</w:t>
       </w:r>
     </w:p>
     <w:p>
@@ -22994,61 +21064,7 @@
           <w:color w:val="000000"/>
           <w:sz w:val="19"/>
         </w:rPr>
-        <w:t xml:space="preserve">Die veröffentlichten Inhalte werden unter www.bwb.de ausgeliefert. Sprechende URLs und Weiterleitungen werden über die </w:t>
-      </w:r>
-      <w:proofErr w:type="spellStart"/>
-      <w:r>
-        <w:rPr>
-          <w:rFonts w:eastAsia="Calibri"/>
-          <w:color w:val="000000"/>
-          <w:sz w:val="19"/>
-        </w:rPr>
-        <w:t>Contentklassen</w:t>
-      </w:r>
-      <w:proofErr w:type="spellEnd"/>
-      <w:r>
-        <w:rPr>
-          <w:rFonts w:eastAsia="Calibri"/>
-          <w:color w:val="000000"/>
-          <w:sz w:val="19"/>
-        </w:rPr>
-        <w:t xml:space="preserve"> </w:t>
-      </w:r>
-      <w:proofErr w:type="spellStart"/>
-      <w:r>
-        <w:rPr>
-          <w:rFonts w:eastAsia="Calibri"/>
-          <w:color w:val="000000"/>
-          <w:sz w:val="19"/>
-        </w:rPr>
-        <w:t>url_mapping_link</w:t>
-      </w:r>
-      <w:proofErr w:type="spellEnd"/>
-      <w:r>
-        <w:rPr>
-          <w:rFonts w:eastAsia="Calibri"/>
-          <w:color w:val="000000"/>
-          <w:sz w:val="19"/>
-        </w:rPr>
-        <w:t xml:space="preserve">, </w:t>
-      </w:r>
-      <w:proofErr w:type="spellStart"/>
-      <w:r>
-        <w:rPr>
-          <w:rFonts w:eastAsia="Calibri"/>
-          <w:color w:val="000000"/>
-          <w:sz w:val="19"/>
-        </w:rPr>
-        <w:t>url_mapping_list</w:t>
-      </w:r>
-      <w:proofErr w:type="spellEnd"/>
-      <w:r>
-        <w:rPr>
-          <w:rFonts w:eastAsia="Calibri"/>
-          <w:color w:val="000000"/>
-          <w:sz w:val="19"/>
-        </w:rPr>
-        <w:t xml:space="preserve"> und Weiterleiter abgebildet. Über den Seiten liegt eine Volltextsuche mit eigener Ergebnisseite; Consent-Management und Webanalyse sind seitenübergreifend eingebunden und steuern das Laden einwilligungspflichtiger Dienste (Karten, Videos, Einbettungen).</w:t>
+        <w:t>Die veröffentlichten Inhalte werden unter www.bwb.de ausgeliefert. Sprechende URLs und Weiterleitungen werden über die Contentklassen url_mapping_link, url_mapping_list und Weiterleiter abgebildet. Über den Seiten liegt eine Volltextsuche mit eigener Ergebnisseite; Consent-Management und Webanalyse sind seitenübergreifend eingebunden und steuern das Laden einwilligungspflichtiger Dienste (Karten, Videos, Einbettungen).</w:t>
       </w:r>
     </w:p>
     <w:p>
@@ -23122,14 +21138,9 @@
         <w:pStyle w:val="berschrift1"/>
         <w:pageBreakBefore/>
       </w:pPr>
-      <w:proofErr w:type="gramStart"/>
       <w:r>
         <w:lastRenderedPageBreak/>
-        <w:t>5  Besonderheiten</w:t>
-      </w:r>
-      <w:proofErr w:type="gramEnd"/>
-      <w:r>
-        <w:t xml:space="preserve"> und offene Punkte</w:t>
+        <w:t>5  Besonderheiten und offene Punkte</w:t>
       </w:r>
     </w:p>
     <w:tbl>
@@ -23285,79 +21296,7 @@
                 <w:color w:val="000000"/>
                 <w:sz w:val="18"/>
               </w:rPr>
-              <w:t xml:space="preserve">Ein großer Teil der </w:t>
-            </w:r>
-            <w:proofErr w:type="spellStart"/>
-            <w:r>
-              <w:rPr>
-                <w:rFonts w:eastAsia="Calibri"/>
-                <w:color w:val="000000"/>
-                <w:sz w:val="18"/>
-              </w:rPr>
-              <w:t>Contentklassen</w:t>
-            </w:r>
-            <w:proofErr w:type="spellEnd"/>
-            <w:r>
-              <w:rPr>
-                <w:rFonts w:eastAsia="Calibri"/>
-                <w:color w:val="000000"/>
-                <w:sz w:val="18"/>
-              </w:rPr>
-              <w:t xml:space="preserve"> sind gestalterisch spezialisierte </w:t>
-            </w:r>
-            <w:proofErr w:type="spellStart"/>
-            <w:r>
-              <w:rPr>
-                <w:rFonts w:eastAsia="Calibri"/>
-                <w:color w:val="000000"/>
-                <w:sz w:val="18"/>
-              </w:rPr>
-              <w:t>Snippets</w:t>
-            </w:r>
-            <w:proofErr w:type="spellEnd"/>
-            <w:r>
-              <w:rPr>
-                <w:rFonts w:eastAsia="Calibri"/>
-                <w:color w:val="000000"/>
-                <w:sz w:val="18"/>
-              </w:rPr>
-              <w:t xml:space="preserve"> (u. a. Stage-Varianten, Klickgalerien, Flip-Cards, Superzahlen, </w:t>
-            </w:r>
-            <w:proofErr w:type="spellStart"/>
-            <w:r>
-              <w:rPr>
-                <w:rFonts w:eastAsia="Calibri"/>
-                <w:color w:val="000000"/>
-                <w:sz w:val="18"/>
-              </w:rPr>
-              <w:t>Jumbotron</w:t>
-            </w:r>
-            <w:proofErr w:type="spellEnd"/>
-            <w:r>
-              <w:rPr>
-                <w:rFonts w:eastAsia="Calibri"/>
-                <w:color w:val="000000"/>
-                <w:sz w:val="18"/>
-              </w:rPr>
-              <w:t xml:space="preserve">, </w:t>
-            </w:r>
-            <w:proofErr w:type="spellStart"/>
-            <w:r>
-              <w:rPr>
-                <w:rFonts w:eastAsia="Calibri"/>
-                <w:color w:val="000000"/>
-                <w:sz w:val="18"/>
-              </w:rPr>
-              <w:t>History</w:t>
-            </w:r>
-            <w:proofErr w:type="spellEnd"/>
-            <w:r>
-              <w:rPr>
-                <w:rFonts w:eastAsia="Calibri"/>
-                <w:color w:val="000000"/>
-                <w:sz w:val="18"/>
-              </w:rPr>
-              <w:t xml:space="preserve"> Special, Icon-Blöcke, Zitat- und Info-Boxen).</w:t>
+              <w:t>Ein großer Teil der Contentklassen sind gestalterisch spezialisierte Snippets (u. a. Stage-Varianten, Klickgalerien, Flip-Cards, Superzahlen, Jumbotron, History Special, Icon-Blöcke, Zitat- und Info-Boxen).</w:t>
             </w:r>
           </w:p>
         </w:tc>
@@ -23644,43 +21583,7 @@
                 <w:color w:val="000000"/>
                 <w:sz w:val="18"/>
               </w:rPr>
-              <w:t xml:space="preserve">Aus bwb.de wird </w:t>
-            </w:r>
-            <w:proofErr w:type="gramStart"/>
-            <w:r>
-              <w:rPr>
-                <w:rFonts w:eastAsia="Calibri"/>
-                <w:color w:val="000000"/>
-                <w:sz w:val="18"/>
-              </w:rPr>
-              <w:t>in mehrere eigenständige Portale</w:t>
-            </w:r>
-            <w:proofErr w:type="gramEnd"/>
-            <w:r>
-              <w:rPr>
-                <w:rFonts w:eastAsia="Calibri"/>
-                <w:color w:val="000000"/>
-                <w:sz w:val="18"/>
-              </w:rPr>
-              <w:t xml:space="preserve"> und Fachanwendungen verzweigt (Kundenportal, Registrierung, Geschäftskundenportal, </w:t>
-            </w:r>
-            <w:proofErr w:type="spellStart"/>
-            <w:r>
-              <w:rPr>
-                <w:rFonts w:eastAsia="Calibri"/>
-                <w:color w:val="000000"/>
-                <w:sz w:val="18"/>
-              </w:rPr>
-              <w:t>Installateurportal</w:t>
-            </w:r>
-            <w:proofErr w:type="spellEnd"/>
-            <w:r>
-              <w:rPr>
-                <w:rFonts w:eastAsia="Calibri"/>
-                <w:color w:val="000000"/>
-                <w:sz w:val="18"/>
-              </w:rPr>
-              <w:t>, Zählerfernauslesung, ZOMA, Karriereportal).</w:t>
+              <w:t>Aus bwb.de wird in mehrere eigenständige Portale und Fachanwendungen verzweigt (Kundenportal, Registrierung, Geschäftskundenportal, Installateurportal, Zählerfernauslesung, ZOMA, Karriereportal).</w:t>
             </w:r>
           </w:p>
         </w:tc>
@@ -23757,104 +21660,32 @@
                 <w:color w:val="000000"/>
                 <w:sz w:val="18"/>
               </w:rPr>
-              <w:t>Unter www.bwb.de existiert mit /</w:t>
-            </w:r>
-            <w:proofErr w:type="spellStart"/>
+              <w:t>Unter www.bwb.de existiert mit /zoma/ mindestens ein Anwendungspfad außerhalb des CMS-Contentbaums. Sprechende URLs werden über eigene Contentklassen abgebildet.</w:t>
+            </w:r>
+          </w:p>
+        </w:tc>
+        <w:tc>
+          <w:tcPr>
+            <w:tcW w:w="5370" w:type="dxa"/>
+            <w:tcMar>
+              <w:top w:w="80" w:type="dxa"/>
+              <w:left w:w="120" w:type="dxa"/>
+              <w:bottom w:w="80" w:type="dxa"/>
+              <w:right w:w="120" w:type="dxa"/>
+            </w:tcMar>
+            <w:vAlign w:val="center"/>
+          </w:tcPr>
+          <w:p>
+            <w:pPr>
+              <w:spacing w:after="0" w:line="252" w:lineRule="auto"/>
+            </w:pPr>
             <w:r>
               <w:rPr>
                 <w:rFonts w:eastAsia="Calibri"/>
                 <w:color w:val="000000"/>
                 <w:sz w:val="18"/>
               </w:rPr>
-              <w:t>zoma</w:t>
-            </w:r>
-            <w:proofErr w:type="spellEnd"/>
-            <w:r>
-              <w:rPr>
-                <w:rFonts w:eastAsia="Calibri"/>
-                <w:color w:val="000000"/>
-                <w:sz w:val="18"/>
-              </w:rPr>
-              <w:t>/ mindestens ein Anwendungspfad außerhalb des CMS-</w:t>
-            </w:r>
-            <w:proofErr w:type="spellStart"/>
-            <w:r>
-              <w:rPr>
-                <w:rFonts w:eastAsia="Calibri"/>
-                <w:color w:val="000000"/>
-                <w:sz w:val="18"/>
-              </w:rPr>
-              <w:t>Contentbaums</w:t>
-            </w:r>
-            <w:proofErr w:type="spellEnd"/>
-            <w:r>
-              <w:rPr>
-                <w:rFonts w:eastAsia="Calibri"/>
-                <w:color w:val="000000"/>
-                <w:sz w:val="18"/>
-              </w:rPr>
-              <w:t xml:space="preserve">. Sprechende URLs werden über eigene </w:t>
-            </w:r>
-            <w:proofErr w:type="spellStart"/>
-            <w:r>
-              <w:rPr>
-                <w:rFonts w:eastAsia="Calibri"/>
-                <w:color w:val="000000"/>
-                <w:sz w:val="18"/>
-              </w:rPr>
-              <w:t>Contentklassen</w:t>
-            </w:r>
-            <w:proofErr w:type="spellEnd"/>
-            <w:r>
-              <w:rPr>
-                <w:rFonts w:eastAsia="Calibri"/>
-                <w:color w:val="000000"/>
-                <w:sz w:val="18"/>
-              </w:rPr>
-              <w:t xml:space="preserve"> abgebildet.</w:t>
-            </w:r>
-          </w:p>
-        </w:tc>
-        <w:tc>
-          <w:tcPr>
-            <w:tcW w:w="5370" w:type="dxa"/>
-            <w:tcMar>
-              <w:top w:w="80" w:type="dxa"/>
-              <w:left w:w="120" w:type="dxa"/>
-              <w:bottom w:w="80" w:type="dxa"/>
-              <w:right w:w="120" w:type="dxa"/>
-            </w:tcMar>
-            <w:vAlign w:val="center"/>
-          </w:tcPr>
-          <w:p>
-            <w:pPr>
-              <w:spacing w:after="0" w:line="252" w:lineRule="auto"/>
-            </w:pPr>
-            <w:r>
-              <w:rPr>
-                <w:rFonts w:eastAsia="Calibri"/>
-                <w:color w:val="000000"/>
-                <w:sz w:val="18"/>
-              </w:rPr>
-              <w:t xml:space="preserve">Betriebs- und </w:t>
-            </w:r>
-            <w:proofErr w:type="spellStart"/>
-            <w:r>
-              <w:rPr>
-                <w:rFonts w:eastAsia="Calibri"/>
-                <w:color w:val="000000"/>
-                <w:sz w:val="18"/>
-              </w:rPr>
-              <w:t>Hostingkonzept</w:t>
-            </w:r>
-            <w:proofErr w:type="spellEnd"/>
-            <w:r>
-              <w:rPr>
-                <w:rFonts w:eastAsia="Calibri"/>
-                <w:color w:val="000000"/>
-                <w:sz w:val="18"/>
-              </w:rPr>
-              <w:t xml:space="preserve"> muss die Koexistenz von CMS-Auslieferung und Fremdpfaden abbilden. URL-Bestand und Weiterleitungen sind vollständig zu übernehmen (SEO-Relevanz).</w:t>
+              <w:t>Betriebs- und Hostingkonzept muss die Koexistenz von CMS-Auslieferung und Fremdpfaden abbilden. URL-Bestand und Weiterleitungen sind vollständig zu übernehmen (SEO-Relevanz).</w:t>
             </w:r>
           </w:p>
         </w:tc>
@@ -24267,43 +22098,7 @@
                 <w:color w:val="000000"/>
                 <w:sz w:val="18"/>
               </w:rPr>
-              <w:t xml:space="preserve">Das Hauptangebot ist deutschsprachig; weitere Sprachen liegen im separaten Projekt languages.bwb.de. Im Projekt BWB_DE existiert eine </w:t>
-            </w:r>
-            <w:proofErr w:type="spellStart"/>
-            <w:r>
-              <w:rPr>
-                <w:rFonts w:eastAsia="Calibri"/>
-                <w:color w:val="000000"/>
-                <w:sz w:val="18"/>
-              </w:rPr>
-              <w:t>Contentklasse</w:t>
-            </w:r>
-            <w:proofErr w:type="spellEnd"/>
-            <w:r>
-              <w:rPr>
-                <w:rFonts w:eastAsia="Calibri"/>
-                <w:color w:val="000000"/>
-                <w:sz w:val="18"/>
-              </w:rPr>
-              <w:t xml:space="preserve"> </w:t>
-            </w:r>
-            <w:proofErr w:type="spellStart"/>
-            <w:r>
-              <w:rPr>
-                <w:rFonts w:eastAsia="Calibri"/>
-                <w:color w:val="000000"/>
-                <w:sz w:val="18"/>
-              </w:rPr>
-              <w:t>language_config</w:t>
-            </w:r>
-            <w:proofErr w:type="spellEnd"/>
-            <w:r>
-              <w:rPr>
-                <w:rFonts w:eastAsia="Calibri"/>
-                <w:color w:val="000000"/>
-                <w:sz w:val="18"/>
-              </w:rPr>
-              <w:t>.</w:t>
+              <w:t>Das Hauptangebot ist deutschsprachig; weitere Sprachen liegen im separaten Projekt languages.bwb.de. Im Projekt BWB_DE existiert eine Contentklasse language_config.</w:t>
             </w:r>
           </w:p>
         </w:tc>
@@ -24380,25 +22175,7 @@
                 <w:color w:val="000000"/>
                 <w:sz w:val="18"/>
               </w:rPr>
-              <w:t xml:space="preserve">HTML, CSS und JavaScript wurden außerhalb des CMS entwickelt und über technische </w:t>
-            </w:r>
-            <w:proofErr w:type="spellStart"/>
-            <w:r>
-              <w:rPr>
-                <w:rFonts w:eastAsia="Calibri"/>
-                <w:color w:val="000000"/>
-                <w:sz w:val="18"/>
-              </w:rPr>
-              <w:t>Contentklassen</w:t>
-            </w:r>
-            <w:proofErr w:type="spellEnd"/>
-            <w:r>
-              <w:rPr>
-                <w:rFonts w:eastAsia="Calibri"/>
-                <w:color w:val="000000"/>
-                <w:sz w:val="18"/>
-              </w:rPr>
-              <w:t xml:space="preserve"> eingebunden.</w:t>
+              <w:t>HTML, CSS und JavaScript wurden außerhalb des CMS entwickelt und über technische Contentklassen eingebunden.</w:t>
             </w:r>
           </w:p>
         </w:tc>
@@ -24467,61 +22244,7 @@
                 <w:color w:val="000000"/>
                 <w:sz w:val="18"/>
               </w:rPr>
-              <w:t xml:space="preserve">Im </w:t>
-            </w:r>
-            <w:proofErr w:type="spellStart"/>
-            <w:r>
-              <w:rPr>
-                <w:rFonts w:eastAsia="Calibri"/>
-                <w:color w:val="000000"/>
-                <w:sz w:val="18"/>
-              </w:rPr>
-              <w:t>Opentext</w:t>
-            </w:r>
-            <w:proofErr w:type="spellEnd"/>
-            <w:r>
-              <w:rPr>
-                <w:rFonts w:eastAsia="Calibri"/>
-                <w:color w:val="000000"/>
-                <w:sz w:val="18"/>
-              </w:rPr>
-              <w:t xml:space="preserve"> WSM sind Rollen für Redakteure und Administratoren hinterlegt und mit dem </w:t>
-            </w:r>
-            <w:proofErr w:type="spellStart"/>
-            <w:r>
-              <w:rPr>
-                <w:rFonts w:eastAsia="Calibri"/>
-                <w:color w:val="000000"/>
-                <w:sz w:val="18"/>
-              </w:rPr>
-              <w:t>Ldap</w:t>
-            </w:r>
-            <w:proofErr w:type="spellEnd"/>
-            <w:r>
-              <w:rPr>
-                <w:rFonts w:eastAsia="Calibri"/>
-                <w:color w:val="000000"/>
-                <w:sz w:val="18"/>
-              </w:rPr>
-              <w:t xml:space="preserve"> der BWB verknüpft. Redakteure arbeiten ausschließlich im </w:t>
-            </w:r>
-            <w:proofErr w:type="spellStart"/>
-            <w:r>
-              <w:rPr>
-                <w:rFonts w:eastAsia="Calibri"/>
-                <w:color w:val="000000"/>
-                <w:sz w:val="18"/>
-              </w:rPr>
-              <w:t>SmartEdit</w:t>
-            </w:r>
-            <w:proofErr w:type="spellEnd"/>
-            <w:r>
-              <w:rPr>
-                <w:rFonts w:eastAsia="Calibri"/>
-                <w:color w:val="000000"/>
-                <w:sz w:val="18"/>
-              </w:rPr>
-              <w:t>-Modus (WYSIWYG Darstellung</w:t>
+              <w:t>Im Opentext WSM sind Rollen für Redakteure und Administratoren hinterlegt und mit dem Ldap der BWB verknüpft. Redakteure arbeiten ausschließlich im SmartEdit-Modus (WYSIWYG Darstellung</w:t>
             </w:r>
             <w:r>
               <w:rPr>
